--- a/assets/Manuscripts/E9814_Sim16_ A Good Mimic.docx
+++ b/assets/Manuscripts/E9814_Sim16_ A Good Mimic.docx
@@ -1,6 +1,6 @@
 
 <file path=word/document.xml><?xml version="1.0" encoding="utf-8"?>
-<w:document xmlns:wpc="http://schemas.microsoft.com/office/word/2010/wordprocessingCanvas" xmlns:cx="http://schemas.microsoft.com/office/drawing/2014/chartex" xmlns:cx1="http://schemas.microsoft.com/office/drawing/2015/9/8/chartex" xmlns:cx2="http://schemas.microsoft.com/office/drawing/2015/10/21/chartex" xmlns:cx3="http://schemas.microsoft.com/office/drawing/2016/5/9/chartex" xmlns:cx4="http://schemas.microsoft.com/office/drawing/2016/5/10/chartex" xmlns:cx5="http://schemas.microsoft.com/office/drawing/2016/5/11/chartex" xmlns:cx6="http://schemas.microsoft.com/office/drawing/2016/5/12/chartex" xmlns:cx7="http://schemas.microsoft.com/office/drawing/2016/5/13/chartex" xmlns:cx8="http://schemas.microsoft.com/office/drawing/2016/5/14/chartex" xmlns:mc="http://schemas.openxmlformats.org/markup-compatibility/2006" xmlns:aink="http://schemas.microsoft.com/office/drawing/2016/ink" xmlns:am3d="http://schemas.microsoft.com/office/drawing/2017/model3d" xmlns:o="urn:schemas-microsoft-com:office:office" xmlns:oel="http://schemas.microsoft.com/office/2019/extlst" xmlns:r="http://schemas.openxmlformats.org/officeDocument/2006/relationships" xmlns:m="http://schemas.openxmlformats.org/officeDocument/2006/math" xmlns:v="urn:schemas-microsoft-com:vml" xmlns:wp14="http://schemas.microsoft.com/office/word/2010/wordprocessingDrawing" xmlns:wp="http://schemas.openxmlformats.org/drawingml/2006/wordprocessingDrawing" xmlns:w10="urn:schemas-microsoft-com:office:word" xmlns:w="http://schemas.openxmlformats.org/wordprocessingml/2006/main" xmlns:w14="http://schemas.microsoft.com/office/word/2010/wordml" xmlns:w15="http://schemas.microsoft.com/office/word/2012/wordml" xmlns:w16cex="http://schemas.microsoft.com/office/word/2018/wordml/cex" xmlns:w16cid="http://schemas.microsoft.com/office/word/2016/wordml/cid" xmlns:w16="http://schemas.microsoft.com/office/word/2018/wordml" xmlns:w16du="http://schemas.microsoft.com/office/word/2023/wordml/word16du" xmlns:w16sdtdh="http://schemas.microsoft.com/office/word/2020/wordml/sdtdatahash" xmlns:w16sdtfl="http://schemas.microsoft.com/office/word/2024/wordml/sdtformatlock" xmlns:w16se="http://schemas.microsoft.com/office/word/2015/wordml/symex" xmlns:wpg="http://schemas.microsoft.com/office/word/2010/wordprocessingGroup" xmlns:wpi="http://schemas.microsoft.com/office/word/2010/wordprocessingInk" xmlns:wne="http://schemas.microsoft.com/office/word/2006/wordml" xmlns:wps="http://schemas.microsoft.com/office/word/2010/wordprocessingShape" mc:Ignorable="w14 w15 w16se w16cid w16 w16cex w16sdtdh w16sdtfl w16du wp14">
+<w:document xmlns:wpc="http://schemas.microsoft.com/office/word/2010/wordprocessingCanvas" xmlns:cx="http://schemas.microsoft.com/office/drawing/2014/chartex" xmlns:cx1="http://schemas.microsoft.com/office/drawing/2015/9/8/chartex" xmlns:cx2="http://schemas.microsoft.com/office/drawing/2015/10/21/chartex" xmlns:cx3="http://schemas.microsoft.com/office/drawing/2016/5/9/chartex" xmlns:cx4="http://schemas.microsoft.com/office/drawing/2016/5/10/chartex" xmlns:cx5="http://schemas.microsoft.com/office/drawing/2016/5/11/chartex" xmlns:cx6="http://schemas.microsoft.com/office/drawing/2016/5/12/chartex" xmlns:cx7="http://schemas.microsoft.com/office/drawing/2016/5/13/chartex" xmlns:cx8="http://schemas.microsoft.com/office/drawing/2016/5/14/chartex" xmlns:mc="http://schemas.openxmlformats.org/markup-compatibility/2006" xmlns:aink="http://schemas.microsoft.com/office/drawing/2016/ink" xmlns:am3d="http://schemas.microsoft.com/office/drawing/2017/model3d" xmlns:o="urn:schemas-microsoft-com:office:office" xmlns:oel="http://schemas.microsoft.com/office/2019/extlst" xmlns:r="http://schemas.openxmlformats.org/officeDocument/2006/relationships" xmlns:m="http://schemas.openxmlformats.org/officeDocument/2006/math" xmlns:v="urn:schemas-microsoft-com:vml" xmlns:wp14="http://schemas.microsoft.com/office/word/2010/wordprocessingDrawing" xmlns:wp="http://schemas.openxmlformats.org/drawingml/2006/wordprocessingDrawing" xmlns:w10="urn:schemas-microsoft-com:office:word" xmlns:w="http://schemas.openxmlformats.org/wordprocessingml/2006/main" xmlns:w14="http://schemas.microsoft.com/office/word/2010/wordml" xmlns:w15="http://schemas.microsoft.com/office/word/2012/wordml" xmlns:w16cei="http://schemas.microsoft.com/office/word/2026/wordml/cei" xmlns:w16cex="http://schemas.microsoft.com/office/word/2018/wordml/cex" xmlns:w16cid="http://schemas.microsoft.com/office/word/2016/wordml/cid" xmlns:w16="http://schemas.microsoft.com/office/word/2018/wordml" xmlns:w16du="http://schemas.microsoft.com/office/word/2023/wordml/word16du" xmlns:w16sdtdh="http://schemas.microsoft.com/office/word/2020/wordml/sdtdatahash" xmlns:w16sdtfl="http://schemas.microsoft.com/office/word/2024/wordml/sdtformatlock" xmlns:w16se="http://schemas.microsoft.com/office/word/2015/wordml/symex" xmlns:wpg="http://schemas.microsoft.com/office/word/2010/wordprocessingGroup" xmlns:wpi="http://schemas.microsoft.com/office/word/2010/wordprocessingInk" xmlns:wne="http://schemas.microsoft.com/office/word/2006/wordml" xmlns:wps="http://schemas.microsoft.com/office/word/2010/wordprocessingShape" mc:Ignorable="w14 w15 w16se w16cid w16 w16cex w16sdtdh w16sdtfl w16du wp14">
   <w:body>
     <w:p>
       <w:pPr>
@@ -71,30 +71,14 @@
           <w:rFonts w:ascii="Times New Roman" w:hAnsi="Times New Roman" w:cs="Times New Roman"/>
           <w:color w:val="000000"/>
         </w:rPr>
-        <w:t>&lt;</w:t>
-      </w:r>
-      <w:proofErr w:type="spellStart"/>
-      <w:r>
-        <w:rPr>
-          <w:rFonts w:ascii="Times New Roman" w:hAnsi="Times New Roman" w:cs="Times New Roman"/>
-          <w:color w:val="000000"/>
-        </w:rPr>
-        <w:t>c</w:t>
-      </w:r>
-      <w:r>
-        <w:rPr>
-          <w:rFonts w:ascii="Times New Roman" w:hAnsi="Times New Roman" w:cs="Times New Roman"/>
-          <w:color w:val="000000"/>
-        </w:rPr>
-        <w:t>n</w:t>
-      </w:r>
-      <w:proofErr w:type="spellEnd"/>
-      <w:r>
-        <w:rPr>
-          <w:rFonts w:ascii="Times New Roman" w:hAnsi="Times New Roman" w:cs="Times New Roman"/>
-          <w:color w:val="000000"/>
-        </w:rPr>
-        <w:t>&gt;</w:t>
+        <w:t>&lt;c</w:t>
+      </w:r>
+      <w:r>
+        <w:rPr>
+          <w:rFonts w:ascii="Times New Roman" w:hAnsi="Times New Roman" w:cs="Times New Roman"/>
+          <w:color w:val="000000"/>
+        </w:rPr>
+        <w:t>n&gt;</w:t>
       </w:r>
       <w:r>
         <w:rPr>
@@ -131,23 +115,7 @@
           <w:rFonts w:ascii="Times New Roman" w:hAnsi="Times New Roman" w:cs="Times New Roman"/>
           <w:color w:val="000000"/>
         </w:rPr>
-        <w:t>&lt;</w:t>
-      </w:r>
-      <w:proofErr w:type="spellStart"/>
-      <w:r>
-        <w:rPr>
-          <w:rFonts w:ascii="Times New Roman" w:hAnsi="Times New Roman" w:cs="Times New Roman"/>
-          <w:color w:val="000000"/>
-        </w:rPr>
-        <w:t>ct</w:t>
-      </w:r>
-      <w:proofErr w:type="spellEnd"/>
-      <w:r>
-        <w:rPr>
-          <w:rFonts w:ascii="Times New Roman" w:hAnsi="Times New Roman" w:cs="Times New Roman"/>
-          <w:color w:val="000000"/>
-        </w:rPr>
-        <w:t>&gt;</w:t>
+        <w:t>&lt;ct&gt;</w:t>
       </w:r>
       <w:r>
         <w:rPr>
@@ -313,21 +281,12 @@
         </w:rPr>
         <w:t>&lt;a&gt;</w:t>
       </w:r>
-      <w:proofErr w:type="spellStart"/>
-      <w:r>
-        <w:rPr>
-          <w:rFonts w:ascii="Times New Roman" w:hAnsi="Times New Roman" w:cs="Times New Roman"/>
-          <w:color w:val="000000"/>
-        </w:rPr>
-        <w:t>Presimulation</w:t>
-      </w:r>
-      <w:proofErr w:type="spellEnd"/>
-      <w:r>
-        <w:rPr>
-          <w:rFonts w:ascii="Times New Roman" w:hAnsi="Times New Roman" w:cs="Times New Roman"/>
-          <w:color w:val="000000"/>
-        </w:rPr>
-        <w:t xml:space="preserve"> </w:t>
+      <w:r>
+        <w:rPr>
+          <w:rFonts w:ascii="Times New Roman" w:hAnsi="Times New Roman" w:cs="Times New Roman"/>
+          <w:color w:val="000000"/>
+        </w:rPr>
+        <w:t xml:space="preserve">Presimulation </w:t>
       </w:r>
       <w:r>
         <w:rPr>
@@ -359,7 +318,6 @@
         </w:rPr>
         <w:t xml:space="preserve">These activities are designed to enhance your learning experience and help you succeed during the simulation. Your instructor may assign specific or all activities. Please speak to your instructor with any questions. </w:t>
       </w:r>
-      <w:proofErr w:type="spellStart"/>
       <w:r>
         <w:rPr>
           <w:rFonts w:ascii="Times New Roman" w:eastAsia="Times New Roman" w:hAnsi="Times New Roman" w:cs="Times New Roman"/>
@@ -367,7 +325,6 @@
         </w:rPr>
         <w:t>Presimulation</w:t>
       </w:r>
-      <w:proofErr w:type="spellEnd"/>
       <w:r>
         <w:rPr>
           <w:rFonts w:ascii="Times New Roman" w:eastAsia="Times New Roman" w:hAnsi="Times New Roman" w:cs="Times New Roman"/>
@@ -380,54 +337,38 @@
           <w:rFonts w:ascii="Times New Roman" w:eastAsia="Times New Roman" w:hAnsi="Times New Roman" w:cs="Times New Roman"/>
           <w:color w:val="000000" w:themeColor="text1"/>
         </w:rPr>
-        <w:t xml:space="preserve">Activity 1: Supplemental Readings is in the </w:t>
-      </w:r>
-      <w:proofErr w:type="spellStart"/>
-      <w:r>
+        <w:t>Activity 1: Supplemental Readings is in the ebook. We encourage you to read each of the supplemental readings and be prepared to be tested on them.</w:t>
+      </w:r>
+    </w:p>
+    <w:p>
+      <w:pPr>
+        <w:spacing w:line="480" w:lineRule="auto"/>
         <w:rPr>
           <w:rFonts w:ascii="Times New Roman" w:eastAsia="Times New Roman" w:hAnsi="Times New Roman" w:cs="Times New Roman"/>
           <w:color w:val="000000" w:themeColor="text1"/>
         </w:rPr>
-        <w:t>ebook</w:t>
-      </w:r>
-      <w:proofErr w:type="spellEnd"/>
-      <w:r>
+      </w:pPr>
+    </w:p>
+    <w:p>
+      <w:pPr>
+        <w:spacing w:line="480" w:lineRule="auto"/>
         <w:rPr>
           <w:rFonts w:ascii="Times New Roman" w:eastAsia="Times New Roman" w:hAnsi="Times New Roman" w:cs="Times New Roman"/>
           <w:color w:val="000000" w:themeColor="text1"/>
         </w:rPr>
-        <w:t>. We encourage you to read each of the supplemental readings and be prepared to be tested on them.</w:t>
-      </w:r>
-    </w:p>
-    <w:p>
-      <w:pPr>
-        <w:spacing w:line="480" w:lineRule="auto"/>
+      </w:pPr>
+      <w:r>
         <w:rPr>
           <w:rFonts w:ascii="Times New Roman" w:eastAsia="Times New Roman" w:hAnsi="Times New Roman" w:cs="Times New Roman"/>
           <w:color w:val="000000" w:themeColor="text1"/>
         </w:rPr>
-      </w:pPr>
-    </w:p>
-    <w:p>
-      <w:pPr>
-        <w:spacing w:line="480" w:lineRule="auto"/>
+        <w:t>The following activities are downloadable</w:t>
+      </w:r>
+      <w:r>
         <w:rPr>
           <w:rFonts w:ascii="Times New Roman" w:eastAsia="Times New Roman" w:hAnsi="Times New Roman" w:cs="Times New Roman"/>
           <w:color w:val="000000" w:themeColor="text1"/>
         </w:rPr>
-      </w:pPr>
-      <w:r>
-        <w:rPr>
-          <w:rFonts w:ascii="Times New Roman" w:eastAsia="Times New Roman" w:hAnsi="Times New Roman" w:cs="Times New Roman"/>
-          <w:color w:val="000000" w:themeColor="text1"/>
-        </w:rPr>
-        <w:t>The following activities are downloadable</w:t>
-      </w:r>
-      <w:r>
-        <w:rPr>
-          <w:rFonts w:ascii="Times New Roman" w:eastAsia="Times New Roman" w:hAnsi="Times New Roman" w:cs="Times New Roman"/>
-          <w:color w:val="000000" w:themeColor="text1"/>
-        </w:rPr>
         <w:t xml:space="preserve"> so they can be completed and turned in to your instructor.</w:t>
       </w:r>
     </w:p>
@@ -458,56 +399,25 @@
           <w:bCs/>
           <w:color w:val="000000"/>
         </w:rPr>
-        <w:t>\</w:t>
-      </w:r>
-      <w:proofErr w:type="spellStart"/>
-      <w:r>
-        <w:rPr>
-          <w:rFonts w:ascii="Times New Roman" w:hAnsi="Times New Roman" w:cs="Times New Roman"/>
-          <w:b/>
-          <w:bCs/>
-          <w:color w:val="000000"/>
-        </w:rPr>
-        <w:t>qq</w:t>
-      </w:r>
-      <w:r>
-        <w:rPr>
-          <w:rFonts w:ascii="Times New Roman" w:hAnsi="Times New Roman" w:cs="Times New Roman"/>
-          <w:b/>
-          <w:bCs/>
-          <w:color w:val="000000"/>
-        </w:rPr>
-        <w:t>BEGIN</w:t>
-      </w:r>
-      <w:proofErr w:type="spellEnd"/>
-      <w:r>
-        <w:rPr>
-          <w:rFonts w:ascii="Times New Roman" w:hAnsi="Times New Roman" w:cs="Times New Roman"/>
-          <w:b/>
-          <w:bCs/>
-          <w:color w:val="000000"/>
-        </w:rPr>
-        <w:t xml:space="preserve"> downloadable content. Button name: </w:t>
-      </w:r>
-      <w:proofErr w:type="spellStart"/>
-      <w:r>
-        <w:rPr>
-          <w:rFonts w:ascii="Times New Roman" w:hAnsi="Times New Roman" w:cs="Times New Roman"/>
-          <w:b/>
-          <w:bCs/>
-          <w:color w:val="000000"/>
-        </w:rPr>
-        <w:t>Presimulation</w:t>
-      </w:r>
-      <w:proofErr w:type="spellEnd"/>
-      <w:r>
-        <w:rPr>
-          <w:rFonts w:ascii="Times New Roman" w:hAnsi="Times New Roman" w:cs="Times New Roman"/>
-          <w:b/>
-          <w:bCs/>
-          <w:color w:val="000000"/>
-        </w:rPr>
-        <w:t xml:space="preserve"> Activity 2: Medications</w:t>
+        <w:t>\qq</w:t>
+      </w:r>
+      <w:r>
+        <w:rPr>
+          <w:rFonts w:ascii="Times New Roman" w:hAnsi="Times New Roman" w:cs="Times New Roman"/>
+          <w:b/>
+          <w:bCs/>
+          <w:color w:val="000000"/>
+        </w:rPr>
+        <w:t xml:space="preserve">BEGIN downloadable content. Button name: </w:t>
+      </w:r>
+      <w:r>
+        <w:rPr>
+          <w:rFonts w:ascii="Times New Roman" w:hAnsi="Times New Roman" w:cs="Times New Roman"/>
+          <w:b/>
+          <w:bCs/>
+          <w:color w:val="000000"/>
+        </w:rPr>
+        <w:t>Presimulation Activity 2: Medications</w:t>
       </w:r>
     </w:p>
     <w:bookmarkEnd w:id="0"/>
@@ -524,23 +434,7 @@
           <w:rFonts w:ascii="Times New Roman" w:hAnsi="Times New Roman" w:cs="Times New Roman"/>
           <w:color w:val="000000"/>
         </w:rPr>
-        <w:t>&lt;title&gt;</w:t>
-      </w:r>
-      <w:proofErr w:type="spellStart"/>
-      <w:r>
-        <w:rPr>
-          <w:rFonts w:ascii="Times New Roman" w:hAnsi="Times New Roman" w:cs="Times New Roman"/>
-          <w:color w:val="000000"/>
-        </w:rPr>
-        <w:t>Presimulation</w:t>
-      </w:r>
-      <w:proofErr w:type="spellEnd"/>
-      <w:r>
-        <w:rPr>
-          <w:rFonts w:ascii="Times New Roman" w:hAnsi="Times New Roman" w:cs="Times New Roman"/>
-          <w:color w:val="000000"/>
-        </w:rPr>
-        <w:t xml:space="preserve"> Activity</w:t>
+        <w:t>&lt;title&gt;Presimulation Activity</w:t>
       </w:r>
       <w:r>
         <w:rPr>
@@ -1808,85 +1702,45 @@
           <w:bCs/>
           <w:color w:val="000000"/>
         </w:rPr>
-        <w:t>\</w:t>
-      </w:r>
-      <w:proofErr w:type="spellStart"/>
-      <w:r>
-        <w:rPr>
-          <w:rFonts w:ascii="Times New Roman" w:hAnsi="Times New Roman" w:cs="Times New Roman"/>
-          <w:b/>
-          <w:bCs/>
-          <w:color w:val="000000"/>
-        </w:rPr>
-        <w:t>qqEND</w:t>
-      </w:r>
-      <w:proofErr w:type="spellEnd"/>
-      <w:r>
-        <w:rPr>
-          <w:rFonts w:ascii="Times New Roman" w:hAnsi="Times New Roman" w:cs="Times New Roman"/>
-          <w:b/>
-          <w:bCs/>
-          <w:color w:val="000000"/>
-        </w:rPr>
-        <w:t xml:space="preserve"> downloadable content\</w:t>
-      </w:r>
-    </w:p>
-    <w:p>
-      <w:pPr>
-        <w:spacing w:line="480" w:lineRule="auto"/>
-        <w:rPr>
-          <w:rFonts w:ascii="Times New Roman" w:hAnsi="Times New Roman" w:cs="Times New Roman"/>
-          <w:color w:val="000000"/>
-        </w:rPr>
-      </w:pPr>
-    </w:p>
-    <w:p>
-      <w:pPr>
-        <w:spacing w:line="480" w:lineRule="auto"/>
-        <w:rPr>
-          <w:rFonts w:ascii="Times New Roman" w:hAnsi="Times New Roman" w:cs="Times New Roman"/>
-          <w:b/>
-          <w:bCs/>
-          <w:color w:val="000000"/>
-        </w:rPr>
-      </w:pPr>
-      <w:r>
-        <w:rPr>
-          <w:rFonts w:ascii="Times New Roman" w:hAnsi="Times New Roman" w:cs="Times New Roman"/>
-          <w:b/>
-          <w:bCs/>
-          <w:color w:val="000000"/>
-        </w:rPr>
-        <w:t>\</w:t>
-      </w:r>
-      <w:proofErr w:type="spellStart"/>
-      <w:r>
-        <w:rPr>
-          <w:rFonts w:ascii="Times New Roman" w:hAnsi="Times New Roman" w:cs="Times New Roman"/>
-          <w:b/>
-          <w:bCs/>
-          <w:color w:val="000000"/>
-        </w:rPr>
-        <w:t>qq</w:t>
-      </w:r>
-      <w:r>
-        <w:rPr>
-          <w:rFonts w:ascii="Times New Roman" w:hAnsi="Times New Roman" w:cs="Times New Roman"/>
-          <w:b/>
-          <w:bCs/>
-          <w:color w:val="000000"/>
-        </w:rPr>
-        <w:t>BEGIN</w:t>
-      </w:r>
-      <w:proofErr w:type="spellEnd"/>
-      <w:r>
-        <w:rPr>
-          <w:rFonts w:ascii="Times New Roman" w:hAnsi="Times New Roman" w:cs="Times New Roman"/>
-          <w:b/>
-          <w:bCs/>
-          <w:color w:val="000000"/>
-        </w:rPr>
-        <w:t xml:space="preserve"> downloadable content. Button name:</w:t>
+        <w:t>\qqEND downloadable content\</w:t>
+      </w:r>
+    </w:p>
+    <w:p>
+      <w:pPr>
+        <w:spacing w:line="480" w:lineRule="auto"/>
+        <w:rPr>
+          <w:rFonts w:ascii="Times New Roman" w:hAnsi="Times New Roman" w:cs="Times New Roman"/>
+          <w:color w:val="000000"/>
+        </w:rPr>
+      </w:pPr>
+    </w:p>
+    <w:p>
+      <w:pPr>
+        <w:spacing w:line="480" w:lineRule="auto"/>
+        <w:rPr>
+          <w:rFonts w:ascii="Times New Roman" w:hAnsi="Times New Roman" w:cs="Times New Roman"/>
+          <w:b/>
+          <w:bCs/>
+          <w:color w:val="000000"/>
+        </w:rPr>
+      </w:pPr>
+      <w:r>
+        <w:rPr>
+          <w:rFonts w:ascii="Times New Roman" w:hAnsi="Times New Roman" w:cs="Times New Roman"/>
+          <w:b/>
+          <w:bCs/>
+          <w:color w:val="000000"/>
+        </w:rPr>
+        <w:t>\qq</w:t>
+      </w:r>
+      <w:r>
+        <w:rPr>
+          <w:rFonts w:ascii="Times New Roman" w:hAnsi="Times New Roman" w:cs="Times New Roman"/>
+          <w:b/>
+          <w:bCs/>
+          <w:color w:val="000000"/>
+        </w:rPr>
+        <w:t>BEGIN downloadable content. Button name:</w:t>
       </w:r>
       <w:r>
         <w:rPr>
@@ -1897,25 +1751,14 @@
         </w:rPr>
         <w:t xml:space="preserve"> </w:t>
       </w:r>
-      <w:proofErr w:type="spellStart"/>
-      <w:r>
-        <w:rPr>
-          <w:rFonts w:ascii="Times New Roman" w:hAnsi="Times New Roman" w:cs="Times New Roman"/>
-          <w:b/>
-          <w:bCs/>
-          <w:color w:val="000000"/>
-        </w:rPr>
-        <w:t>Presimulation</w:t>
-      </w:r>
-      <w:proofErr w:type="spellEnd"/>
-      <w:r>
-        <w:rPr>
-          <w:rFonts w:ascii="Times New Roman" w:hAnsi="Times New Roman" w:cs="Times New Roman"/>
-          <w:b/>
-          <w:bCs/>
-          <w:color w:val="000000"/>
-        </w:rPr>
-        <w:t xml:space="preserve"> Activity 3: Injury Evaluation</w:t>
+      <w:r>
+        <w:rPr>
+          <w:rFonts w:ascii="Times New Roman" w:hAnsi="Times New Roman" w:cs="Times New Roman"/>
+          <w:b/>
+          <w:bCs/>
+          <w:color w:val="000000"/>
+        </w:rPr>
+        <w:t>Presimulation Activity 3: Injury Evaluation</w:t>
       </w:r>
     </w:p>
     <w:bookmarkEnd w:id="1"/>
@@ -1932,23 +1775,7 @@
           <w:rFonts w:ascii="Times New Roman" w:hAnsi="Times New Roman" w:cs="Times New Roman"/>
           <w:color w:val="000000"/>
         </w:rPr>
-        <w:t>&lt;title&gt;</w:t>
-      </w:r>
-      <w:proofErr w:type="spellStart"/>
-      <w:r>
-        <w:rPr>
-          <w:rFonts w:ascii="Times New Roman" w:hAnsi="Times New Roman" w:cs="Times New Roman"/>
-          <w:color w:val="000000"/>
-        </w:rPr>
-        <w:t>Presimulation</w:t>
-      </w:r>
-      <w:proofErr w:type="spellEnd"/>
-      <w:r>
-        <w:rPr>
-          <w:rFonts w:ascii="Times New Roman" w:hAnsi="Times New Roman" w:cs="Times New Roman"/>
-          <w:color w:val="000000"/>
-        </w:rPr>
-        <w:t xml:space="preserve"> Activity</w:t>
+        <w:t>&lt;title&gt;Presimulation Activity</w:t>
       </w:r>
       <w:r>
         <w:rPr>
@@ -2690,85 +2517,45 @@
           <w:bCs/>
           <w:color w:val="000000"/>
         </w:rPr>
-        <w:t>\</w:t>
-      </w:r>
-      <w:proofErr w:type="spellStart"/>
-      <w:r>
-        <w:rPr>
-          <w:rFonts w:ascii="Times New Roman" w:hAnsi="Times New Roman" w:cs="Times New Roman"/>
-          <w:b/>
-          <w:bCs/>
-          <w:color w:val="000000"/>
-        </w:rPr>
-        <w:t>qqEND</w:t>
-      </w:r>
-      <w:proofErr w:type="spellEnd"/>
-      <w:r>
-        <w:rPr>
-          <w:rFonts w:ascii="Times New Roman" w:hAnsi="Times New Roman" w:cs="Times New Roman"/>
-          <w:b/>
-          <w:bCs/>
-          <w:color w:val="000000"/>
-        </w:rPr>
-        <w:t xml:space="preserve"> downloadable content\</w:t>
-      </w:r>
-    </w:p>
-    <w:p>
-      <w:pPr>
-        <w:spacing w:line="480" w:lineRule="auto"/>
-        <w:rPr>
-          <w:rFonts w:ascii="Times New Roman" w:hAnsi="Times New Roman" w:cs="Times New Roman"/>
-          <w:color w:val="000000"/>
-        </w:rPr>
-      </w:pPr>
-    </w:p>
-    <w:p>
-      <w:pPr>
-        <w:spacing w:line="480" w:lineRule="auto"/>
-        <w:rPr>
-          <w:rFonts w:ascii="Times New Roman" w:hAnsi="Times New Roman" w:cs="Times New Roman"/>
-          <w:b/>
-          <w:bCs/>
-          <w:color w:val="000000"/>
-        </w:rPr>
-      </w:pPr>
-      <w:r>
-        <w:rPr>
-          <w:rFonts w:ascii="Times New Roman" w:hAnsi="Times New Roman" w:cs="Times New Roman"/>
-          <w:b/>
-          <w:bCs/>
-          <w:color w:val="000000"/>
-        </w:rPr>
-        <w:t>\</w:t>
-      </w:r>
-      <w:proofErr w:type="spellStart"/>
-      <w:r>
-        <w:rPr>
-          <w:rFonts w:ascii="Times New Roman" w:hAnsi="Times New Roman" w:cs="Times New Roman"/>
-          <w:b/>
-          <w:bCs/>
-          <w:color w:val="000000"/>
-        </w:rPr>
-        <w:t>qq</w:t>
-      </w:r>
-      <w:r>
-        <w:rPr>
-          <w:rFonts w:ascii="Times New Roman" w:hAnsi="Times New Roman" w:cs="Times New Roman"/>
-          <w:b/>
-          <w:bCs/>
-          <w:color w:val="000000"/>
-        </w:rPr>
-        <w:t>BEGIN</w:t>
-      </w:r>
-      <w:proofErr w:type="spellEnd"/>
-      <w:r>
-        <w:rPr>
-          <w:rFonts w:ascii="Times New Roman" w:hAnsi="Times New Roman" w:cs="Times New Roman"/>
-          <w:b/>
-          <w:bCs/>
-          <w:color w:val="000000"/>
-        </w:rPr>
-        <w:t xml:space="preserve"> downloadable content. Button name:</w:t>
+        <w:t>\qqEND downloadable content\</w:t>
+      </w:r>
+    </w:p>
+    <w:p>
+      <w:pPr>
+        <w:spacing w:line="480" w:lineRule="auto"/>
+        <w:rPr>
+          <w:rFonts w:ascii="Times New Roman" w:hAnsi="Times New Roman" w:cs="Times New Roman"/>
+          <w:color w:val="000000"/>
+        </w:rPr>
+      </w:pPr>
+    </w:p>
+    <w:p>
+      <w:pPr>
+        <w:spacing w:line="480" w:lineRule="auto"/>
+        <w:rPr>
+          <w:rFonts w:ascii="Times New Roman" w:hAnsi="Times New Roman" w:cs="Times New Roman"/>
+          <w:b/>
+          <w:bCs/>
+          <w:color w:val="000000"/>
+        </w:rPr>
+      </w:pPr>
+      <w:r>
+        <w:rPr>
+          <w:rFonts w:ascii="Times New Roman" w:hAnsi="Times New Roman" w:cs="Times New Roman"/>
+          <w:b/>
+          <w:bCs/>
+          <w:color w:val="000000"/>
+        </w:rPr>
+        <w:t>\qq</w:t>
+      </w:r>
+      <w:r>
+        <w:rPr>
+          <w:rFonts w:ascii="Times New Roman" w:hAnsi="Times New Roman" w:cs="Times New Roman"/>
+          <w:b/>
+          <w:bCs/>
+          <w:color w:val="000000"/>
+        </w:rPr>
+        <w:t>BEGIN downloadable content. Button name:</w:t>
       </w:r>
       <w:r>
         <w:rPr>
@@ -2779,57 +2566,30 @@
         </w:rPr>
         <w:t xml:space="preserve"> </w:t>
       </w:r>
-      <w:proofErr w:type="spellStart"/>
-      <w:r>
-        <w:rPr>
-          <w:rFonts w:ascii="Times New Roman" w:hAnsi="Times New Roman" w:cs="Times New Roman"/>
-          <w:b/>
-          <w:bCs/>
-          <w:color w:val="000000"/>
-        </w:rPr>
-        <w:t>Presimulation</w:t>
-      </w:r>
-      <w:proofErr w:type="spellEnd"/>
-      <w:r>
-        <w:rPr>
-          <w:rFonts w:ascii="Times New Roman" w:hAnsi="Times New Roman" w:cs="Times New Roman"/>
-          <w:b/>
-          <w:bCs/>
-          <w:color w:val="000000"/>
-        </w:rPr>
-        <w:t xml:space="preserve"> Activity 4: Power Wheel</w:t>
-      </w:r>
-    </w:p>
-    <w:p>
-      <w:pPr>
-        <w:spacing w:line="480" w:lineRule="auto"/>
-        <w:rPr>
-          <w:rFonts w:ascii="Times New Roman" w:hAnsi="Times New Roman" w:cs="Times New Roman"/>
-          <w:color w:val="000000"/>
-        </w:rPr>
-      </w:pPr>
-      <w:r>
-        <w:rPr>
-          <w:rFonts w:ascii="Times New Roman" w:hAnsi="Times New Roman" w:cs="Times New Roman"/>
-          <w:color w:val="000000"/>
-        </w:rPr>
-        <w:t>&lt;title&gt;</w:t>
-      </w:r>
-      <w:proofErr w:type="spellStart"/>
-      <w:r>
-        <w:rPr>
-          <w:rFonts w:ascii="Times New Roman" w:hAnsi="Times New Roman" w:cs="Times New Roman"/>
-          <w:color w:val="000000"/>
-        </w:rPr>
-        <w:t>Presimulation</w:t>
-      </w:r>
-      <w:proofErr w:type="spellEnd"/>
-      <w:r>
-        <w:rPr>
-          <w:rFonts w:ascii="Times New Roman" w:hAnsi="Times New Roman" w:cs="Times New Roman"/>
-          <w:color w:val="000000"/>
-        </w:rPr>
-        <w:t xml:space="preserve"> Activity</w:t>
+      <w:r>
+        <w:rPr>
+          <w:rFonts w:ascii="Times New Roman" w:hAnsi="Times New Roman" w:cs="Times New Roman"/>
+          <w:b/>
+          <w:bCs/>
+          <w:color w:val="000000"/>
+        </w:rPr>
+        <w:t>Presimulation Activity 4: Power Wheel</w:t>
+      </w:r>
+    </w:p>
+    <w:p>
+      <w:pPr>
+        <w:spacing w:line="480" w:lineRule="auto"/>
+        <w:rPr>
+          <w:rFonts w:ascii="Times New Roman" w:hAnsi="Times New Roman" w:cs="Times New Roman"/>
+          <w:color w:val="000000"/>
+        </w:rPr>
+      </w:pPr>
+      <w:r>
+        <w:rPr>
+          <w:rFonts w:ascii="Times New Roman" w:hAnsi="Times New Roman" w:cs="Times New Roman"/>
+          <w:color w:val="000000"/>
+        </w:rPr>
+        <w:t>&lt;title&gt;Presimulation Activity</w:t>
       </w:r>
       <w:r>
         <w:rPr>
@@ -2903,47 +2663,7 @@
           <w:bCs/>
           <w:color w:val="000000"/>
         </w:rPr>
-        <w:t>\</w:t>
-      </w:r>
-      <w:proofErr w:type="spellStart"/>
-      <w:r>
-        <w:rPr>
-          <w:rFonts w:ascii="Times New Roman" w:hAnsi="Times New Roman" w:cs="Times New Roman"/>
-          <w:b/>
-          <w:bCs/>
-          <w:color w:val="000000"/>
-        </w:rPr>
-        <w:t>qqINSERT</w:t>
-      </w:r>
-      <w:proofErr w:type="spellEnd"/>
-      <w:r>
-        <w:rPr>
-          <w:rFonts w:ascii="Times New Roman" w:hAnsi="Times New Roman" w:cs="Times New Roman"/>
-          <w:b/>
-          <w:bCs/>
-          <w:color w:val="000000"/>
-        </w:rPr>
-        <w:t xml:space="preserve"> \\pubfile\PubActive\Production - Print and </w:t>
-      </w:r>
-      <w:proofErr w:type="spellStart"/>
-      <w:r>
-        <w:rPr>
-          <w:rFonts w:ascii="Times New Roman" w:hAnsi="Times New Roman" w:cs="Times New Roman"/>
-          <w:b/>
-          <w:bCs/>
-          <w:color w:val="000000"/>
-        </w:rPr>
-        <w:t>Ebook</w:t>
-      </w:r>
-      <w:proofErr w:type="spellEnd"/>
-      <w:r>
-        <w:rPr>
-          <w:rFonts w:ascii="Times New Roman" w:hAnsi="Times New Roman" w:cs="Times New Roman"/>
-          <w:b/>
-          <w:bCs/>
-          <w:color w:val="000000"/>
-        </w:rPr>
-        <w:t>\E9000\E9800\E9814_Larson\Project Elements\Art\E9814_759750.ai</w:t>
+        <w:t>\qqINSERT \\pubfile\PubActive\Production - Print and Ebook\E9000\E9800\E9814_Larson\Project Elements\Art\E9814_759750.ai</w:t>
       </w:r>
     </w:p>
     <w:p>
@@ -2994,6 +2714,7 @@
           <w:szCs w:val="20"/>
         </w:rPr>
       </w:pPr>
+      <w:commentRangeStart w:id="2"/>
       <w:r>
         <w:rPr>
           <w:rFonts w:ascii="Times New Roman" w:hAnsi="Times New Roman" w:cs="Times New Roman"/>
@@ -3003,45 +2724,36 @@
         </w:rPr>
         <w:t>Adapted from ccrweb.ca, © Slyvia Duckworth. Distributed under the terms of the Creative Commons Attribution 4.0 International License (http://creativecommons.org/licenses/by/4.0/).</w:t>
       </w:r>
-    </w:p>
-    <w:p>
-      <w:pPr>
-        <w:spacing w:line="480" w:lineRule="auto"/>
-        <w:rPr>
-          <w:rFonts w:ascii="Times New Roman" w:hAnsi="Times New Roman" w:cs="Times New Roman"/>
-          <w:b/>
-          <w:bCs/>
-          <w:color w:val="000000"/>
-        </w:rPr>
-      </w:pPr>
-      <w:r>
-        <w:rPr>
-          <w:rFonts w:ascii="Times New Roman" w:hAnsi="Times New Roman" w:cs="Times New Roman"/>
-          <w:b/>
-          <w:bCs/>
-          <w:color w:val="000000"/>
-        </w:rPr>
-        <w:t>\</w:t>
-      </w:r>
-      <w:proofErr w:type="spellStart"/>
-      <w:r>
-        <w:rPr>
-          <w:rFonts w:ascii="Times New Roman" w:hAnsi="Times New Roman" w:cs="Times New Roman"/>
-          <w:b/>
-          <w:bCs/>
-          <w:color w:val="000000"/>
-        </w:rPr>
-        <w:t>qqEND</w:t>
-      </w:r>
-      <w:proofErr w:type="spellEnd"/>
-      <w:r>
-        <w:rPr>
-          <w:rFonts w:ascii="Times New Roman" w:hAnsi="Times New Roman" w:cs="Times New Roman"/>
-          <w:b/>
-          <w:bCs/>
-          <w:color w:val="000000"/>
-        </w:rPr>
-        <w:t xml:space="preserve"> downloadable content\</w:t>
+      <w:commentRangeEnd w:id="2"/>
+      <w:r>
+        <w:rPr>
+          <w:rStyle w:val="CommentReference"/>
+          <w:rFonts w:ascii="Times New Roman" w:hAnsi="Times New Roman" w:cs="Times New Roman"/>
+          <w:color w:val="000000"/>
+          <w:sz w:val="20"/>
+          <w:szCs w:val="20"/>
+        </w:rPr>
+        <w:commentReference w:id="2"/>
+      </w:r>
+    </w:p>
+    <w:p>
+      <w:pPr>
+        <w:spacing w:line="480" w:lineRule="auto"/>
+        <w:rPr>
+          <w:rFonts w:ascii="Times New Roman" w:hAnsi="Times New Roman" w:cs="Times New Roman"/>
+          <w:b/>
+          <w:bCs/>
+          <w:color w:val="000000"/>
+        </w:rPr>
+      </w:pPr>
+      <w:r>
+        <w:rPr>
+          <w:rFonts w:ascii="Times New Roman" w:hAnsi="Times New Roman" w:cs="Times New Roman"/>
+          <w:b/>
+          <w:bCs/>
+          <w:color w:val="000000"/>
+        </w:rPr>
+        <w:t>\qqEND downloadable content\</w:t>
       </w:r>
     </w:p>
     <w:p>
@@ -3068,7 +2780,6 @@
         </w:rPr>
         <w:t>&lt;a&gt;</w:t>
       </w:r>
-      <w:proofErr w:type="spellStart"/>
       <w:r>
         <w:rPr>
           <w:rFonts w:ascii="Times New Roman" w:hAnsi="Times New Roman" w:cs="Times New Roman"/>
@@ -3088,12 +2799,81 @@
           <w:rFonts w:ascii="Times New Roman" w:hAnsi="Times New Roman" w:cs="Times New Roman"/>
           <w:color w:val="000000"/>
         </w:rPr>
-        <w:t>imulation</w:t>
-      </w:r>
-      <w:proofErr w:type="spellEnd"/>
-      <w:r>
-        <w:rPr>
-          <w:rFonts w:ascii="Times New Roman" w:hAnsi="Times New Roman" w:cs="Times New Roman"/>
+        <w:t xml:space="preserve">imulation </w:t>
+      </w:r>
+      <w:r>
+        <w:rPr>
+          <w:rFonts w:ascii="Times New Roman" w:hAnsi="Times New Roman" w:cs="Times New Roman"/>
+          <w:color w:val="000000"/>
+        </w:rPr>
+        <w:t>A</w:t>
+      </w:r>
+      <w:r>
+        <w:rPr>
+          <w:rFonts w:ascii="Times New Roman" w:hAnsi="Times New Roman" w:cs="Times New Roman"/>
+          <w:color w:val="000000"/>
+        </w:rPr>
+        <w:t>ctivities</w:t>
+      </w:r>
+    </w:p>
+    <w:p>
+      <w:pPr>
+        <w:spacing w:line="480" w:lineRule="auto"/>
+        <w:rPr>
+          <w:rFonts w:ascii="Times New Roman" w:eastAsia="Times New Roman" w:hAnsi="Times New Roman" w:cs="Times New Roman"/>
+          <w:color w:val="000000"/>
+        </w:rPr>
+      </w:pPr>
+      <w:r>
+        <w:rPr>
+          <w:rFonts w:ascii="Times New Roman" w:eastAsia="Times New Roman" w:hAnsi="Times New Roman" w:cs="Times New Roman"/>
+          <w:color w:val="000000"/>
+        </w:rPr>
+        <w:t>These postsimulation activities are designed to enhance your learning from the simulation experience and your reflection on the experience. Your instructor may assign specific activities or all activities. Please speak to your instructor if you have questions.</w:t>
+      </w:r>
+    </w:p>
+    <w:p>
+      <w:pPr>
+        <w:spacing w:line="480" w:lineRule="auto"/>
+        <w:rPr>
+          <w:rFonts w:ascii="Times New Roman" w:hAnsi="Times New Roman" w:cs="Times New Roman"/>
+          <w:color w:val="000000"/>
+        </w:rPr>
+      </w:pPr>
+    </w:p>
+    <w:p>
+      <w:pPr>
+        <w:spacing w:line="480" w:lineRule="auto"/>
+        <w:rPr>
+          <w:rFonts w:ascii="Times New Roman" w:hAnsi="Times New Roman" w:cs="Times New Roman"/>
+          <w:b/>
+          <w:bCs/>
+          <w:color w:val="000000"/>
+        </w:rPr>
+      </w:pPr>
+      <w:r>
+        <w:rPr>
+          <w:rFonts w:ascii="Times New Roman" w:hAnsi="Times New Roman" w:cs="Times New Roman"/>
+          <w:b/>
+          <w:bCs/>
+          <w:color w:val="000000"/>
+        </w:rPr>
+        <w:t>\qq</w:t>
+      </w:r>
+      <w:r>
+        <w:rPr>
+          <w:rFonts w:ascii="Times New Roman" w:hAnsi="Times New Roman" w:cs="Times New Roman"/>
+          <w:b/>
+          <w:bCs/>
+          <w:color w:val="000000"/>
+        </w:rPr>
+        <w:t>BEGIN downloadable content. Button name:</w:t>
+      </w:r>
+      <w:r>
+        <w:rPr>
+          <w:rFonts w:ascii="Times New Roman" w:hAnsi="Times New Roman" w:cs="Times New Roman"/>
+          <w:b/>
+          <w:bCs/>
           <w:color w:val="000000"/>
         </w:rPr>
         <w:t xml:space="preserve"> </w:t>
@@ -3101,135 +2881,11 @@
       <w:r>
         <w:rPr>
           <w:rFonts w:ascii="Times New Roman" w:hAnsi="Times New Roman" w:cs="Times New Roman"/>
-          <w:color w:val="000000"/>
-        </w:rPr>
-        <w:t>A</w:t>
-      </w:r>
-      <w:r>
-        <w:rPr>
-          <w:rFonts w:ascii="Times New Roman" w:hAnsi="Times New Roman" w:cs="Times New Roman"/>
-          <w:color w:val="000000"/>
-        </w:rPr>
-        <w:t>ctivities</w:t>
-      </w:r>
-    </w:p>
-    <w:p>
-      <w:pPr>
-        <w:spacing w:line="480" w:lineRule="auto"/>
-        <w:rPr>
-          <w:rFonts w:ascii="Times New Roman" w:eastAsia="Times New Roman" w:hAnsi="Times New Roman" w:cs="Times New Roman"/>
-          <w:color w:val="000000"/>
-        </w:rPr>
-      </w:pPr>
-      <w:r>
-        <w:rPr>
-          <w:rFonts w:ascii="Times New Roman" w:eastAsia="Times New Roman" w:hAnsi="Times New Roman" w:cs="Times New Roman"/>
-          <w:color w:val="000000"/>
-        </w:rPr>
-        <w:t xml:space="preserve">These </w:t>
-      </w:r>
-      <w:proofErr w:type="spellStart"/>
-      <w:r>
-        <w:rPr>
-          <w:rFonts w:ascii="Times New Roman" w:eastAsia="Times New Roman" w:hAnsi="Times New Roman" w:cs="Times New Roman"/>
-          <w:color w:val="000000"/>
-        </w:rPr>
-        <w:t>postsimulation</w:t>
-      </w:r>
-      <w:proofErr w:type="spellEnd"/>
-      <w:r>
-        <w:rPr>
-          <w:rFonts w:ascii="Times New Roman" w:eastAsia="Times New Roman" w:hAnsi="Times New Roman" w:cs="Times New Roman"/>
-          <w:color w:val="000000"/>
-        </w:rPr>
-        <w:t xml:space="preserve"> activities are designed to enhance your learning from the simulation experience and your reflection on the experience. Your instructor may assign specific activities or all activities. Please speak to your instructor if you have questions.</w:t>
-      </w:r>
-    </w:p>
-    <w:p>
-      <w:pPr>
-        <w:spacing w:line="480" w:lineRule="auto"/>
-        <w:rPr>
-          <w:rFonts w:ascii="Times New Roman" w:hAnsi="Times New Roman" w:cs="Times New Roman"/>
-          <w:color w:val="000000"/>
-        </w:rPr>
-      </w:pPr>
-    </w:p>
-    <w:p>
-      <w:pPr>
-        <w:spacing w:line="480" w:lineRule="auto"/>
-        <w:rPr>
-          <w:rFonts w:ascii="Times New Roman" w:hAnsi="Times New Roman" w:cs="Times New Roman"/>
-          <w:b/>
-          <w:bCs/>
-          <w:color w:val="000000"/>
-        </w:rPr>
-      </w:pPr>
-      <w:r>
-        <w:rPr>
-          <w:rFonts w:ascii="Times New Roman" w:hAnsi="Times New Roman" w:cs="Times New Roman"/>
-          <w:b/>
-          <w:bCs/>
-          <w:color w:val="000000"/>
-        </w:rPr>
-        <w:t>\</w:t>
-      </w:r>
-      <w:proofErr w:type="spellStart"/>
-      <w:r>
-        <w:rPr>
-          <w:rFonts w:ascii="Times New Roman" w:hAnsi="Times New Roman" w:cs="Times New Roman"/>
-          <w:b/>
-          <w:bCs/>
-          <w:color w:val="000000"/>
-        </w:rPr>
-        <w:t>qq</w:t>
-      </w:r>
-      <w:r>
-        <w:rPr>
-          <w:rFonts w:ascii="Times New Roman" w:hAnsi="Times New Roman" w:cs="Times New Roman"/>
-          <w:b/>
-          <w:bCs/>
-          <w:color w:val="000000"/>
-        </w:rPr>
-        <w:t>BEGIN</w:t>
-      </w:r>
-      <w:proofErr w:type="spellEnd"/>
-      <w:r>
-        <w:rPr>
-          <w:rFonts w:ascii="Times New Roman" w:hAnsi="Times New Roman" w:cs="Times New Roman"/>
-          <w:b/>
-          <w:bCs/>
-          <w:color w:val="000000"/>
-        </w:rPr>
-        <w:t xml:space="preserve"> downloadable content. Button name:</w:t>
-      </w:r>
-      <w:r>
-        <w:rPr>
-          <w:rFonts w:ascii="Times New Roman" w:hAnsi="Times New Roman" w:cs="Times New Roman"/>
-          <w:b/>
-          <w:bCs/>
-          <w:color w:val="000000"/>
-        </w:rPr>
-        <w:t xml:space="preserve"> </w:t>
-      </w:r>
-      <w:proofErr w:type="spellStart"/>
-      <w:r>
-        <w:rPr>
-          <w:rFonts w:ascii="Times New Roman" w:hAnsi="Times New Roman" w:cs="Times New Roman"/>
-          <w:b/>
-          <w:bCs/>
-          <w:color w:val="000000"/>
-        </w:rPr>
-        <w:t>Postsimulation</w:t>
-      </w:r>
-      <w:proofErr w:type="spellEnd"/>
-      <w:r>
-        <w:rPr>
-          <w:rFonts w:ascii="Times New Roman" w:hAnsi="Times New Roman" w:cs="Times New Roman"/>
-          <w:b/>
-          <w:bCs/>
-          <w:color w:val="000000"/>
-        </w:rPr>
-        <w:t xml:space="preserve"> Activity 1: Speaking Out</w:t>
+          <w:b/>
+          <w:bCs/>
+          <w:color w:val="000000"/>
+        </w:rPr>
+        <w:t>Postsimulation Activity 1: Speaking Out</w:t>
       </w:r>
     </w:p>
     <w:p>
@@ -3261,21 +2917,12 @@
         </w:rPr>
         <w:t>&gt;</w:t>
       </w:r>
-      <w:proofErr w:type="spellStart"/>
-      <w:r>
-        <w:rPr>
-          <w:rFonts w:ascii="Times New Roman" w:hAnsi="Times New Roman" w:cs="Times New Roman"/>
-          <w:color w:val="000000"/>
-        </w:rPr>
-        <w:t>Postsimulation</w:t>
-      </w:r>
-      <w:proofErr w:type="spellEnd"/>
-      <w:r>
-        <w:rPr>
-          <w:rFonts w:ascii="Times New Roman" w:hAnsi="Times New Roman" w:cs="Times New Roman"/>
-          <w:color w:val="000000"/>
-        </w:rPr>
-        <w:t xml:space="preserve"> </w:t>
+      <w:r>
+        <w:rPr>
+          <w:rFonts w:ascii="Times New Roman" w:hAnsi="Times New Roman" w:cs="Times New Roman"/>
+          <w:color w:val="000000"/>
+        </w:rPr>
+        <w:t xml:space="preserve">Postsimulation </w:t>
       </w:r>
       <w:r>
         <w:rPr>
@@ -3366,85 +3013,45 @@
           <w:bCs/>
           <w:color w:val="000000"/>
         </w:rPr>
-        <w:t>\</w:t>
-      </w:r>
-      <w:proofErr w:type="spellStart"/>
-      <w:r>
-        <w:rPr>
-          <w:rFonts w:ascii="Times New Roman" w:hAnsi="Times New Roman" w:cs="Times New Roman"/>
-          <w:b/>
-          <w:bCs/>
-          <w:color w:val="000000"/>
-        </w:rPr>
-        <w:t>qqEND</w:t>
-      </w:r>
-      <w:proofErr w:type="spellEnd"/>
-      <w:r>
-        <w:rPr>
-          <w:rFonts w:ascii="Times New Roman" w:hAnsi="Times New Roman" w:cs="Times New Roman"/>
-          <w:b/>
-          <w:bCs/>
-          <w:color w:val="000000"/>
-        </w:rPr>
-        <w:t xml:space="preserve"> downloadable content\</w:t>
-      </w:r>
-    </w:p>
-    <w:p>
-      <w:pPr>
-        <w:spacing w:line="480" w:lineRule="auto"/>
-        <w:rPr>
-          <w:rFonts w:ascii="Times New Roman" w:hAnsi="Times New Roman" w:cs="Times New Roman"/>
-          <w:color w:val="000000"/>
-        </w:rPr>
-      </w:pPr>
-    </w:p>
-    <w:p>
-      <w:pPr>
-        <w:spacing w:line="480" w:lineRule="auto"/>
-        <w:rPr>
-          <w:rFonts w:ascii="Times New Roman" w:hAnsi="Times New Roman" w:cs="Times New Roman"/>
-          <w:b/>
-          <w:bCs/>
-          <w:color w:val="000000"/>
-        </w:rPr>
-      </w:pPr>
-      <w:r>
-        <w:rPr>
-          <w:rFonts w:ascii="Times New Roman" w:hAnsi="Times New Roman" w:cs="Times New Roman"/>
-          <w:b/>
-          <w:bCs/>
-          <w:color w:val="000000"/>
-        </w:rPr>
-        <w:t>\</w:t>
-      </w:r>
-      <w:proofErr w:type="spellStart"/>
-      <w:r>
-        <w:rPr>
-          <w:rFonts w:ascii="Times New Roman" w:hAnsi="Times New Roman" w:cs="Times New Roman"/>
-          <w:b/>
-          <w:bCs/>
-          <w:color w:val="000000"/>
-        </w:rPr>
-        <w:t>qq</w:t>
-      </w:r>
-      <w:r>
-        <w:rPr>
-          <w:rFonts w:ascii="Times New Roman" w:hAnsi="Times New Roman" w:cs="Times New Roman"/>
-          <w:b/>
-          <w:bCs/>
-          <w:color w:val="000000"/>
-        </w:rPr>
-        <w:t>BEGIN</w:t>
-      </w:r>
-      <w:proofErr w:type="spellEnd"/>
-      <w:r>
-        <w:rPr>
-          <w:rFonts w:ascii="Times New Roman" w:hAnsi="Times New Roman" w:cs="Times New Roman"/>
-          <w:b/>
-          <w:bCs/>
-          <w:color w:val="000000"/>
-        </w:rPr>
-        <w:t xml:space="preserve"> downloadable content. Button name:</w:t>
+        <w:t>\qqEND downloadable content\</w:t>
+      </w:r>
+    </w:p>
+    <w:p>
+      <w:pPr>
+        <w:spacing w:line="480" w:lineRule="auto"/>
+        <w:rPr>
+          <w:rFonts w:ascii="Times New Roman" w:hAnsi="Times New Roman" w:cs="Times New Roman"/>
+          <w:color w:val="000000"/>
+        </w:rPr>
+      </w:pPr>
+    </w:p>
+    <w:p>
+      <w:pPr>
+        <w:spacing w:line="480" w:lineRule="auto"/>
+        <w:rPr>
+          <w:rFonts w:ascii="Times New Roman" w:hAnsi="Times New Roman" w:cs="Times New Roman"/>
+          <w:b/>
+          <w:bCs/>
+          <w:color w:val="000000"/>
+        </w:rPr>
+      </w:pPr>
+      <w:r>
+        <w:rPr>
+          <w:rFonts w:ascii="Times New Roman" w:hAnsi="Times New Roman" w:cs="Times New Roman"/>
+          <w:b/>
+          <w:bCs/>
+          <w:color w:val="000000"/>
+        </w:rPr>
+        <w:t>\qq</w:t>
+      </w:r>
+      <w:r>
+        <w:rPr>
+          <w:rFonts w:ascii="Times New Roman" w:hAnsi="Times New Roman" w:cs="Times New Roman"/>
+          <w:b/>
+          <w:bCs/>
+          <w:color w:val="000000"/>
+        </w:rPr>
+        <w:t>BEGIN downloadable content. Button name:</w:t>
       </w:r>
       <w:r>
         <w:rPr>
@@ -3455,25 +3062,14 @@
         </w:rPr>
         <w:t xml:space="preserve"> </w:t>
       </w:r>
-      <w:proofErr w:type="spellStart"/>
-      <w:r>
-        <w:rPr>
-          <w:rFonts w:ascii="Times New Roman" w:hAnsi="Times New Roman" w:cs="Times New Roman"/>
-          <w:b/>
-          <w:bCs/>
-          <w:color w:val="000000"/>
-        </w:rPr>
-        <w:t>Postsimulation</w:t>
-      </w:r>
-      <w:proofErr w:type="spellEnd"/>
-      <w:r>
-        <w:rPr>
-          <w:rFonts w:ascii="Times New Roman" w:hAnsi="Times New Roman" w:cs="Times New Roman"/>
-          <w:b/>
-          <w:bCs/>
-          <w:color w:val="000000"/>
-        </w:rPr>
-        <w:t xml:space="preserve"> Activity 2: Medication Precautions</w:t>
+      <w:r>
+        <w:rPr>
+          <w:rFonts w:ascii="Times New Roman" w:hAnsi="Times New Roman" w:cs="Times New Roman"/>
+          <w:b/>
+          <w:bCs/>
+          <w:color w:val="000000"/>
+        </w:rPr>
+        <w:t>Postsimulation Activity 2: Medication Precautions</w:t>
       </w:r>
     </w:p>
     <w:p>
@@ -3505,18 +3101,138 @@
         </w:rPr>
         <w:t>&gt;</w:t>
       </w:r>
-      <w:proofErr w:type="spellStart"/>
-      <w:r>
-        <w:rPr>
-          <w:rFonts w:ascii="Times New Roman" w:hAnsi="Times New Roman" w:cs="Times New Roman"/>
-          <w:color w:val="000000"/>
-        </w:rPr>
-        <w:t>Postsimulation</w:t>
-      </w:r>
-      <w:proofErr w:type="spellEnd"/>
-      <w:r>
-        <w:rPr>
-          <w:rFonts w:ascii="Times New Roman" w:hAnsi="Times New Roman" w:cs="Times New Roman"/>
+      <w:r>
+        <w:rPr>
+          <w:rFonts w:ascii="Times New Roman" w:hAnsi="Times New Roman" w:cs="Times New Roman"/>
+          <w:color w:val="000000"/>
+        </w:rPr>
+        <w:t xml:space="preserve">Postsimulation </w:t>
+      </w:r>
+      <w:r>
+        <w:rPr>
+          <w:rFonts w:ascii="Times New Roman" w:hAnsi="Times New Roman" w:cs="Times New Roman"/>
+          <w:color w:val="000000"/>
+        </w:rPr>
+        <w:t>Activity 2</w:t>
+      </w:r>
+      <w:r>
+        <w:rPr>
+          <w:rFonts w:ascii="Times New Roman" w:hAnsi="Times New Roman" w:cs="Times New Roman"/>
+          <w:color w:val="000000"/>
+        </w:rPr>
+        <w:t>:</w:t>
+      </w:r>
+      <w:r>
+        <w:rPr>
+          <w:rFonts w:ascii="Times New Roman" w:hAnsi="Times New Roman" w:cs="Times New Roman"/>
+          <w:color w:val="000000"/>
+        </w:rPr>
+        <w:t xml:space="preserve"> Medication Precautions</w:t>
+      </w:r>
+    </w:p>
+    <w:p>
+      <w:pPr>
+        <w:spacing w:line="480" w:lineRule="auto"/>
+        <w:rPr>
+          <w:rFonts w:ascii="Times New Roman" w:hAnsi="Times New Roman" w:cs="Times New Roman"/>
+          <w:color w:val="000000"/>
+        </w:rPr>
+      </w:pPr>
+      <w:r>
+        <w:rPr>
+          <w:rFonts w:ascii="Times New Roman" w:hAnsi="Times New Roman" w:cs="Times New Roman"/>
+          <w:color w:val="000000"/>
+        </w:rPr>
+        <w:t>Keola takes rizatriptan, ibuprofen, and acetaminophen for migraines (sometimes extra strength dosage containing caffeine). Keola has stopped taking fluoxetine and is now taking amitriptyline for depression. Keola also has trouble sleeping and would prefer to take CBD (cannabidiol) gummies or tea prior to sleep but was prescribed melatonin and sometimes takes over-the-counter diphenhydramine.</w:t>
+      </w:r>
+    </w:p>
+    <w:p>
+      <w:pPr>
+        <w:spacing w:line="480" w:lineRule="auto"/>
+        <w:rPr>
+          <w:rFonts w:ascii="Times New Roman" w:hAnsi="Times New Roman" w:cs="Times New Roman"/>
+          <w:color w:val="000000"/>
+        </w:rPr>
+      </w:pPr>
+    </w:p>
+    <w:p>
+      <w:pPr>
+        <w:spacing w:line="480" w:lineRule="auto"/>
+        <w:rPr>
+          <w:rFonts w:ascii="Times New Roman" w:hAnsi="Times New Roman" w:cs="Times New Roman"/>
+          <w:color w:val="000000"/>
+        </w:rPr>
+      </w:pPr>
+      <w:r>
+        <w:rPr>
+          <w:rFonts w:ascii="Times New Roman" w:hAnsi="Times New Roman" w:cs="Times New Roman"/>
+          <w:color w:val="000000"/>
+        </w:rPr>
+        <w:t>Please provide written guidance on whether these substances are banned and provide the athlete with information on any precautions or interactions.</w:t>
+      </w:r>
+    </w:p>
+    <w:p>
+      <w:pPr>
+        <w:spacing w:line="480" w:lineRule="auto"/>
+        <w:rPr>
+          <w:rFonts w:ascii="Times New Roman" w:hAnsi="Times New Roman" w:cs="Times New Roman"/>
+          <w:b/>
+          <w:bCs/>
+          <w:color w:val="000000"/>
+        </w:rPr>
+      </w:pPr>
+      <w:r>
+        <w:rPr>
+          <w:rFonts w:ascii="Times New Roman" w:hAnsi="Times New Roman" w:cs="Times New Roman"/>
+          <w:b/>
+          <w:bCs/>
+          <w:color w:val="000000"/>
+        </w:rPr>
+        <w:t>\qqEND downloadable content\</w:t>
+      </w:r>
+    </w:p>
+    <w:p>
+      <w:pPr>
+        <w:spacing w:line="480" w:lineRule="auto"/>
+        <w:rPr>
+          <w:rFonts w:ascii="Times New Roman" w:hAnsi="Times New Roman" w:cs="Times New Roman"/>
+          <w:color w:val="000000"/>
+        </w:rPr>
+      </w:pPr>
+    </w:p>
+    <w:p>
+      <w:pPr>
+        <w:spacing w:line="480" w:lineRule="auto"/>
+        <w:rPr>
+          <w:rFonts w:ascii="Times New Roman" w:hAnsi="Times New Roman" w:cs="Times New Roman"/>
+          <w:b/>
+          <w:bCs/>
+          <w:color w:val="000000"/>
+        </w:rPr>
+      </w:pPr>
+      <w:r>
+        <w:rPr>
+          <w:rFonts w:ascii="Times New Roman" w:hAnsi="Times New Roman" w:cs="Times New Roman"/>
+          <w:b/>
+          <w:bCs/>
+          <w:color w:val="000000"/>
+        </w:rPr>
+        <w:t>\qq</w:t>
+      </w:r>
+      <w:r>
+        <w:rPr>
+          <w:rFonts w:ascii="Times New Roman" w:hAnsi="Times New Roman" w:cs="Times New Roman"/>
+          <w:b/>
+          <w:bCs/>
+          <w:color w:val="000000"/>
+        </w:rPr>
+        <w:t>BEGIN downloadable content. Button name:</w:t>
+      </w:r>
+      <w:r>
+        <w:rPr>
+          <w:rFonts w:ascii="Times New Roman" w:hAnsi="Times New Roman" w:cs="Times New Roman"/>
+          <w:b/>
+          <w:bCs/>
           <w:color w:val="000000"/>
         </w:rPr>
         <w:t xml:space="preserve"> </w:t>
@@ -3524,191 +3240,11 @@
       <w:r>
         <w:rPr>
           <w:rFonts w:ascii="Times New Roman" w:hAnsi="Times New Roman" w:cs="Times New Roman"/>
-          <w:color w:val="000000"/>
-        </w:rPr>
-        <w:t>Activity 2</w:t>
-      </w:r>
-      <w:r>
-        <w:rPr>
-          <w:rFonts w:ascii="Times New Roman" w:hAnsi="Times New Roman" w:cs="Times New Roman"/>
-          <w:color w:val="000000"/>
-        </w:rPr>
-        <w:t>:</w:t>
-      </w:r>
-      <w:r>
-        <w:rPr>
-          <w:rFonts w:ascii="Times New Roman" w:hAnsi="Times New Roman" w:cs="Times New Roman"/>
-          <w:color w:val="000000"/>
-        </w:rPr>
-        <w:t xml:space="preserve"> Medication Precautions</w:t>
-      </w:r>
-    </w:p>
-    <w:p>
-      <w:pPr>
-        <w:spacing w:line="480" w:lineRule="auto"/>
-        <w:rPr>
-          <w:rFonts w:ascii="Times New Roman" w:hAnsi="Times New Roman" w:cs="Times New Roman"/>
-          <w:color w:val="000000"/>
-        </w:rPr>
-      </w:pPr>
-      <w:r>
-        <w:rPr>
-          <w:rFonts w:ascii="Times New Roman" w:hAnsi="Times New Roman" w:cs="Times New Roman"/>
-          <w:color w:val="000000"/>
-        </w:rPr>
-        <w:t>Keola takes rizatriptan, ibuprofen, and acetaminophen for migraines (sometimes extra strength dosage containing caffeine). Keola has stopped taking fluoxetine and is now taking amitriptyline for depression. Keola also has trouble sleeping and would prefer to take CBD (cannabidiol) gummies or tea prior to sleep but was prescribed melatonin and sometimes takes over-the-counter diphenhydramine.</w:t>
-      </w:r>
-    </w:p>
-    <w:p>
-      <w:pPr>
-        <w:spacing w:line="480" w:lineRule="auto"/>
-        <w:rPr>
-          <w:rFonts w:ascii="Times New Roman" w:hAnsi="Times New Roman" w:cs="Times New Roman"/>
-          <w:color w:val="000000"/>
-        </w:rPr>
-      </w:pPr>
-    </w:p>
-    <w:p>
-      <w:pPr>
-        <w:spacing w:line="480" w:lineRule="auto"/>
-        <w:rPr>
-          <w:rFonts w:ascii="Times New Roman" w:hAnsi="Times New Roman" w:cs="Times New Roman"/>
-          <w:color w:val="000000"/>
-        </w:rPr>
-      </w:pPr>
-      <w:r>
-        <w:rPr>
-          <w:rFonts w:ascii="Times New Roman" w:hAnsi="Times New Roman" w:cs="Times New Roman"/>
-          <w:color w:val="000000"/>
-        </w:rPr>
-        <w:t>Please provide written guidance on whether these substances are banned and provide the athlete with information on any precautions or interactions.</w:t>
-      </w:r>
-    </w:p>
-    <w:p>
-      <w:pPr>
-        <w:spacing w:line="480" w:lineRule="auto"/>
-        <w:rPr>
-          <w:rFonts w:ascii="Times New Roman" w:hAnsi="Times New Roman" w:cs="Times New Roman"/>
-          <w:b/>
-          <w:bCs/>
-          <w:color w:val="000000"/>
-        </w:rPr>
-      </w:pPr>
-      <w:r>
-        <w:rPr>
-          <w:rFonts w:ascii="Times New Roman" w:hAnsi="Times New Roman" w:cs="Times New Roman"/>
-          <w:b/>
-          <w:bCs/>
-          <w:color w:val="000000"/>
-        </w:rPr>
-        <w:t>\</w:t>
-      </w:r>
-      <w:proofErr w:type="spellStart"/>
-      <w:r>
-        <w:rPr>
-          <w:rFonts w:ascii="Times New Roman" w:hAnsi="Times New Roman" w:cs="Times New Roman"/>
-          <w:b/>
-          <w:bCs/>
-          <w:color w:val="000000"/>
-        </w:rPr>
-        <w:t>qqEND</w:t>
-      </w:r>
-      <w:proofErr w:type="spellEnd"/>
-      <w:r>
-        <w:rPr>
-          <w:rFonts w:ascii="Times New Roman" w:hAnsi="Times New Roman" w:cs="Times New Roman"/>
-          <w:b/>
-          <w:bCs/>
-          <w:color w:val="000000"/>
-        </w:rPr>
-        <w:t xml:space="preserve"> downloadable content\</w:t>
-      </w:r>
-    </w:p>
-    <w:p>
-      <w:pPr>
-        <w:spacing w:line="480" w:lineRule="auto"/>
-        <w:rPr>
-          <w:rFonts w:ascii="Times New Roman" w:hAnsi="Times New Roman" w:cs="Times New Roman"/>
-          <w:color w:val="000000"/>
-        </w:rPr>
-      </w:pPr>
-    </w:p>
-    <w:p>
-      <w:pPr>
-        <w:spacing w:line="480" w:lineRule="auto"/>
-        <w:rPr>
-          <w:rFonts w:ascii="Times New Roman" w:hAnsi="Times New Roman" w:cs="Times New Roman"/>
-          <w:b/>
-          <w:bCs/>
-          <w:color w:val="000000"/>
-        </w:rPr>
-      </w:pPr>
-      <w:r>
-        <w:rPr>
-          <w:rFonts w:ascii="Times New Roman" w:hAnsi="Times New Roman" w:cs="Times New Roman"/>
-          <w:b/>
-          <w:bCs/>
-          <w:color w:val="000000"/>
-        </w:rPr>
-        <w:t>\</w:t>
-      </w:r>
-      <w:proofErr w:type="spellStart"/>
-      <w:r>
-        <w:rPr>
-          <w:rFonts w:ascii="Times New Roman" w:hAnsi="Times New Roman" w:cs="Times New Roman"/>
-          <w:b/>
-          <w:bCs/>
-          <w:color w:val="000000"/>
-        </w:rPr>
-        <w:t>qq</w:t>
-      </w:r>
-      <w:r>
-        <w:rPr>
-          <w:rFonts w:ascii="Times New Roman" w:hAnsi="Times New Roman" w:cs="Times New Roman"/>
-          <w:b/>
-          <w:bCs/>
-          <w:color w:val="000000"/>
-        </w:rPr>
-        <w:t>BEGIN</w:t>
-      </w:r>
-      <w:proofErr w:type="spellEnd"/>
-      <w:r>
-        <w:rPr>
-          <w:rFonts w:ascii="Times New Roman" w:hAnsi="Times New Roman" w:cs="Times New Roman"/>
-          <w:b/>
-          <w:bCs/>
-          <w:color w:val="000000"/>
-        </w:rPr>
-        <w:t xml:space="preserve"> downloadable content. Button name:</w:t>
-      </w:r>
-      <w:r>
-        <w:rPr>
-          <w:rFonts w:ascii="Times New Roman" w:hAnsi="Times New Roman" w:cs="Times New Roman"/>
-          <w:b/>
-          <w:bCs/>
-          <w:color w:val="000000"/>
-        </w:rPr>
-        <w:t xml:space="preserve"> </w:t>
-      </w:r>
-      <w:proofErr w:type="spellStart"/>
-      <w:r>
-        <w:rPr>
-          <w:rFonts w:ascii="Times New Roman" w:hAnsi="Times New Roman" w:cs="Times New Roman"/>
-          <w:b/>
-          <w:bCs/>
-          <w:color w:val="000000"/>
-        </w:rPr>
-        <w:t>Postsimulation</w:t>
-      </w:r>
-      <w:proofErr w:type="spellEnd"/>
-      <w:r>
-        <w:rPr>
-          <w:rFonts w:ascii="Times New Roman" w:hAnsi="Times New Roman" w:cs="Times New Roman"/>
-          <w:b/>
-          <w:bCs/>
-          <w:color w:val="000000"/>
-        </w:rPr>
-        <w:t xml:space="preserve"> Activity 3: Pertinent Negatives and Positives</w:t>
+          <w:b/>
+          <w:bCs/>
+          <w:color w:val="000000"/>
+        </w:rPr>
+        <w:t>Postsimulation Activity 3: Pertinent Negatives and Positives</w:t>
       </w:r>
     </w:p>
     <w:p>
@@ -3740,21 +3276,12 @@
         </w:rPr>
         <w:t>&gt;</w:t>
       </w:r>
-      <w:proofErr w:type="spellStart"/>
-      <w:r>
-        <w:rPr>
-          <w:rFonts w:ascii="Times New Roman" w:hAnsi="Times New Roman" w:cs="Times New Roman"/>
-          <w:color w:val="000000"/>
-        </w:rPr>
-        <w:t>Postsimulation</w:t>
-      </w:r>
-      <w:proofErr w:type="spellEnd"/>
-      <w:r>
-        <w:rPr>
-          <w:rFonts w:ascii="Times New Roman" w:hAnsi="Times New Roman" w:cs="Times New Roman"/>
-          <w:color w:val="000000"/>
-        </w:rPr>
-        <w:t xml:space="preserve"> </w:t>
+      <w:r>
+        <w:rPr>
+          <w:rFonts w:ascii="Times New Roman" w:hAnsi="Times New Roman" w:cs="Times New Roman"/>
+          <w:color w:val="000000"/>
+        </w:rPr>
+        <w:t xml:space="preserve">Postsimulation </w:t>
       </w:r>
       <w:r>
         <w:rPr>
@@ -3910,85 +3437,45 @@
           <w:bCs/>
           <w:color w:val="000000"/>
         </w:rPr>
-        <w:t>\</w:t>
-      </w:r>
-      <w:proofErr w:type="spellStart"/>
-      <w:r>
-        <w:rPr>
-          <w:rFonts w:ascii="Times New Roman" w:hAnsi="Times New Roman" w:cs="Times New Roman"/>
-          <w:b/>
-          <w:bCs/>
-          <w:color w:val="000000"/>
-        </w:rPr>
-        <w:t>qqEND</w:t>
-      </w:r>
-      <w:proofErr w:type="spellEnd"/>
-      <w:r>
-        <w:rPr>
-          <w:rFonts w:ascii="Times New Roman" w:hAnsi="Times New Roman" w:cs="Times New Roman"/>
-          <w:b/>
-          <w:bCs/>
-          <w:color w:val="000000"/>
-        </w:rPr>
-        <w:t xml:space="preserve"> downloadable content\</w:t>
-      </w:r>
-    </w:p>
-    <w:p>
-      <w:pPr>
-        <w:spacing w:line="480" w:lineRule="auto"/>
-        <w:rPr>
-          <w:rFonts w:ascii="Times New Roman" w:hAnsi="Times New Roman" w:cs="Times New Roman"/>
-          <w:color w:val="000000"/>
-        </w:rPr>
-      </w:pPr>
-    </w:p>
-    <w:p>
-      <w:pPr>
-        <w:spacing w:line="480" w:lineRule="auto"/>
-        <w:rPr>
-          <w:rFonts w:ascii="Times New Roman" w:hAnsi="Times New Roman" w:cs="Times New Roman"/>
-          <w:b/>
-          <w:bCs/>
-          <w:color w:val="000000"/>
-        </w:rPr>
-      </w:pPr>
-      <w:r>
-        <w:rPr>
-          <w:rFonts w:ascii="Times New Roman" w:hAnsi="Times New Roman" w:cs="Times New Roman"/>
-          <w:b/>
-          <w:bCs/>
-          <w:color w:val="000000"/>
-        </w:rPr>
-        <w:t>\</w:t>
-      </w:r>
-      <w:proofErr w:type="spellStart"/>
-      <w:r>
-        <w:rPr>
-          <w:rFonts w:ascii="Times New Roman" w:hAnsi="Times New Roman" w:cs="Times New Roman"/>
-          <w:b/>
-          <w:bCs/>
-          <w:color w:val="000000"/>
-        </w:rPr>
-        <w:t>qq</w:t>
-      </w:r>
-      <w:r>
-        <w:rPr>
-          <w:rFonts w:ascii="Times New Roman" w:hAnsi="Times New Roman" w:cs="Times New Roman"/>
-          <w:b/>
-          <w:bCs/>
-          <w:color w:val="000000"/>
-        </w:rPr>
-        <w:t>BEGIN</w:t>
-      </w:r>
-      <w:proofErr w:type="spellEnd"/>
-      <w:r>
-        <w:rPr>
-          <w:rFonts w:ascii="Times New Roman" w:hAnsi="Times New Roman" w:cs="Times New Roman"/>
-          <w:b/>
-          <w:bCs/>
-          <w:color w:val="000000"/>
-        </w:rPr>
-        <w:t xml:space="preserve"> downloadable content. Button name:</w:t>
+        <w:t>\qqEND downloadable content\</w:t>
+      </w:r>
+    </w:p>
+    <w:p>
+      <w:pPr>
+        <w:spacing w:line="480" w:lineRule="auto"/>
+        <w:rPr>
+          <w:rFonts w:ascii="Times New Roman" w:hAnsi="Times New Roman" w:cs="Times New Roman"/>
+          <w:color w:val="000000"/>
+        </w:rPr>
+      </w:pPr>
+    </w:p>
+    <w:p>
+      <w:pPr>
+        <w:spacing w:line="480" w:lineRule="auto"/>
+        <w:rPr>
+          <w:rFonts w:ascii="Times New Roman" w:hAnsi="Times New Roman" w:cs="Times New Roman"/>
+          <w:b/>
+          <w:bCs/>
+          <w:color w:val="000000"/>
+        </w:rPr>
+      </w:pPr>
+      <w:r>
+        <w:rPr>
+          <w:rFonts w:ascii="Times New Roman" w:hAnsi="Times New Roman" w:cs="Times New Roman"/>
+          <w:b/>
+          <w:bCs/>
+          <w:color w:val="000000"/>
+        </w:rPr>
+        <w:t>\qq</w:t>
+      </w:r>
+      <w:r>
+        <w:rPr>
+          <w:rFonts w:ascii="Times New Roman" w:hAnsi="Times New Roman" w:cs="Times New Roman"/>
+          <w:b/>
+          <w:bCs/>
+          <w:color w:val="000000"/>
+        </w:rPr>
+        <w:t>BEGIN downloadable content. Button name:</w:t>
       </w:r>
       <w:r>
         <w:rPr>
@@ -3997,25 +3484,14 @@
         </w:rPr>
         <w:t xml:space="preserve"> </w:t>
       </w:r>
-      <w:proofErr w:type="spellStart"/>
-      <w:r>
-        <w:rPr>
-          <w:rFonts w:ascii="Times New Roman" w:hAnsi="Times New Roman" w:cs="Times New Roman"/>
-          <w:b/>
-          <w:bCs/>
-          <w:color w:val="000000"/>
-        </w:rPr>
-        <w:t>Postsimulation</w:t>
-      </w:r>
-      <w:proofErr w:type="spellEnd"/>
-      <w:r>
-        <w:rPr>
-          <w:rFonts w:ascii="Times New Roman" w:hAnsi="Times New Roman" w:cs="Times New Roman"/>
-          <w:b/>
-          <w:bCs/>
-          <w:color w:val="000000"/>
-        </w:rPr>
-        <w:t xml:space="preserve"> Activity 4: Commentary</w:t>
+      <w:r>
+        <w:rPr>
+          <w:rFonts w:ascii="Times New Roman" w:hAnsi="Times New Roman" w:cs="Times New Roman"/>
+          <w:b/>
+          <w:bCs/>
+          <w:color w:val="000000"/>
+        </w:rPr>
+        <w:t>Postsimulation Activity 4: Commentary</w:t>
       </w:r>
     </w:p>
     <w:p>
@@ -4047,21 +3523,12 @@
         </w:rPr>
         <w:t>&gt;</w:t>
       </w:r>
-      <w:proofErr w:type="spellStart"/>
-      <w:r>
-        <w:rPr>
-          <w:rFonts w:ascii="Times New Roman" w:hAnsi="Times New Roman" w:cs="Times New Roman"/>
-          <w:color w:val="000000"/>
-        </w:rPr>
-        <w:t>Postsimulation</w:t>
-      </w:r>
-      <w:proofErr w:type="spellEnd"/>
-      <w:r>
-        <w:rPr>
-          <w:rFonts w:ascii="Times New Roman" w:hAnsi="Times New Roman" w:cs="Times New Roman"/>
-          <w:color w:val="000000"/>
-        </w:rPr>
-        <w:t xml:space="preserve"> </w:t>
+      <w:r>
+        <w:rPr>
+          <w:rFonts w:ascii="Times New Roman" w:hAnsi="Times New Roman" w:cs="Times New Roman"/>
+          <w:color w:val="000000"/>
+        </w:rPr>
+        <w:t xml:space="preserve">Postsimulation </w:t>
       </w:r>
       <w:r>
         <w:rPr>
@@ -4124,6 +3591,7 @@
           <w:color w:val="000000"/>
         </w:rPr>
       </w:pPr>
+      <w:commentRangeStart w:id="3"/>
       <w:r>
         <w:rPr>
           <w:rFonts w:ascii="Times New Roman" w:hAnsi="Times New Roman" w:cs="Times New Roman"/>
@@ -4387,6 +3855,17 @@
         </w:rPr>
         <w:t>Earp, J, director. Not just a game: power, politics &amp; American sports. Media Education Foundation; 2010.</w:t>
       </w:r>
+      <w:commentRangeEnd w:id="3"/>
+      <w:r>
+        <w:rPr>
+          <w:rStyle w:val="CommentReference"/>
+          <w:rFonts w:ascii="Times New Roman" w:hAnsi="Times New Roman" w:cs="Times New Roman"/>
+          <w:color w:val="000000"/>
+          <w:sz w:val="24"/>
+          <w:szCs w:val="24"/>
+        </w:rPr>
+        <w:commentReference w:id="3"/>
+      </w:r>
     </w:p>
     <w:p>
       <w:pPr>
@@ -4404,27 +3883,7 @@
           <w:bCs/>
           <w:color w:val="000000"/>
         </w:rPr>
-        <w:t>\</w:t>
-      </w:r>
-      <w:proofErr w:type="spellStart"/>
-      <w:r>
-        <w:rPr>
-          <w:rFonts w:ascii="Times New Roman" w:hAnsi="Times New Roman" w:cs="Times New Roman"/>
-          <w:b/>
-          <w:bCs/>
-          <w:color w:val="000000"/>
-        </w:rPr>
-        <w:t>qqEND</w:t>
-      </w:r>
-      <w:proofErr w:type="spellEnd"/>
-      <w:r>
-        <w:rPr>
-          <w:rFonts w:ascii="Times New Roman" w:hAnsi="Times New Roman" w:cs="Times New Roman"/>
-          <w:b/>
-          <w:bCs/>
-          <w:color w:val="000000"/>
-        </w:rPr>
-        <w:t xml:space="preserve"> downloadable content\</w:t>
+        <w:t>\qqEND downloadable content\</w:t>
       </w:r>
     </w:p>
     <w:sectPr>
@@ -4437,8 +3896,66 @@
 </w:document>
 </file>
 
+<file path=word/comments.xml><?xml version="1.0" encoding="utf-8"?>
+<w:comments xmlns:wpc="http://schemas.microsoft.com/office/word/2010/wordprocessingCanvas" xmlns:cx="http://schemas.microsoft.com/office/drawing/2014/chartex" xmlns:cx1="http://schemas.microsoft.com/office/drawing/2015/9/8/chartex" xmlns:cx2="http://schemas.microsoft.com/office/drawing/2015/10/21/chartex" xmlns:cx3="http://schemas.microsoft.com/office/drawing/2016/5/9/chartex" xmlns:cx4="http://schemas.microsoft.com/office/drawing/2016/5/10/chartex" xmlns:cx5="http://schemas.microsoft.com/office/drawing/2016/5/11/chartex" xmlns:cx6="http://schemas.microsoft.com/office/drawing/2016/5/12/chartex" xmlns:cx7="http://schemas.microsoft.com/office/drawing/2016/5/13/chartex" xmlns:cx8="http://schemas.microsoft.com/office/drawing/2016/5/14/chartex" xmlns:mc="http://schemas.openxmlformats.org/markup-compatibility/2006" xmlns:aink="http://schemas.microsoft.com/office/drawing/2016/ink" xmlns:am3d="http://schemas.microsoft.com/office/drawing/2017/model3d" xmlns:o="urn:schemas-microsoft-com:office:office" xmlns:oel="http://schemas.microsoft.com/office/2019/extlst" xmlns:r="http://schemas.openxmlformats.org/officeDocument/2006/relationships" xmlns:m="http://schemas.openxmlformats.org/officeDocument/2006/math" xmlns:v="urn:schemas-microsoft-com:vml" xmlns:wp14="http://schemas.microsoft.com/office/word/2010/wordprocessingDrawing" xmlns:wp="http://schemas.openxmlformats.org/drawingml/2006/wordprocessingDrawing" xmlns:w10="urn:schemas-microsoft-com:office:word" xmlns:w="http://schemas.openxmlformats.org/wordprocessingml/2006/main" xmlns:w14="http://schemas.microsoft.com/office/word/2010/wordml" xmlns:w15="http://schemas.microsoft.com/office/word/2012/wordml" xmlns:w16cei="http://schemas.microsoft.com/office/word/2026/wordml/cei" xmlns:w16cex="http://schemas.microsoft.com/office/word/2018/wordml/cex" xmlns:w16cid="http://schemas.microsoft.com/office/word/2016/wordml/cid" xmlns:w16="http://schemas.microsoft.com/office/word/2018/wordml" xmlns:w16du="http://schemas.microsoft.com/office/word/2023/wordml/word16du" xmlns:w16sdtdh="http://schemas.microsoft.com/office/word/2020/wordml/sdtdatahash" xmlns:w16sdtfl="http://schemas.microsoft.com/office/word/2024/wordml/sdtformatlock" xmlns:w16se="http://schemas.microsoft.com/office/word/2015/wordml/symex" xmlns:wpg="http://schemas.microsoft.com/office/word/2010/wordprocessingGroup" xmlns:wpi="http://schemas.microsoft.com/office/word/2010/wordprocessingInk" xmlns:wne="http://schemas.microsoft.com/office/word/2006/wordml" xmlns:wps="http://schemas.microsoft.com/office/word/2010/wordprocessingShape" mc:Ignorable="w14 w15 w16se w16cid w16 w16cex w16sdtdh w16sdtfl w16du wp14">
+  <w:comment w:id="2" w:author="Anna Seaman" w:date="2026-08-14T09:13:00Z" w:initials="AS">
+    <w:p>
+      <w:pPr>
+        <w:pStyle w:val="CommentText"/>
+      </w:pPr>
+      <w:r>
+        <w:rPr>
+          <w:rStyle w:val="CommentReference"/>
+        </w:rPr>
+        <w:annotationRef/>
+      </w:r>
+      <w:r>
+        <w:t>Claire: Check that this credit line appears in your build.</w:t>
+      </w:r>
+    </w:p>
+  </w:comment>
+  <w:comment w:id="3" w:author="Anna Seaman" w:date="2026-08-14T09:16:00Z" w:initials="AS">
+    <w:p>
+      <w:pPr>
+        <w:pStyle w:val="CommentText"/>
+      </w:pPr>
+      <w:r>
+        <w:rPr>
+          <w:rStyle w:val="CommentReference"/>
+        </w:rPr>
+        <w:annotationRef/>
+      </w:r>
+      <w:r>
+        <w:t>Claire: Make sure the list looks formatted like this in your build.</w:t>
+      </w:r>
+    </w:p>
+  </w:comment>
+</w:comments>
+</file>
+
+<file path=word/commentsExtended.xml><?xml version="1.0" encoding="utf-8"?>
+<w15:commentsEx xmlns:wpc="http://schemas.microsoft.com/office/word/2010/wordprocessingCanvas" xmlns:cx="http://schemas.microsoft.com/office/drawing/2014/chartex" xmlns:cx1="http://schemas.microsoft.com/office/drawing/2015/9/8/chartex" xmlns:cx2="http://schemas.microsoft.com/office/drawing/2015/10/21/chartex" xmlns:cx3="http://schemas.microsoft.com/office/drawing/2016/5/9/chartex" xmlns:cx4="http://schemas.microsoft.com/office/drawing/2016/5/10/chartex" xmlns:cx5="http://schemas.microsoft.com/office/drawing/2016/5/11/chartex" xmlns:cx6="http://schemas.microsoft.com/office/drawing/2016/5/12/chartex" xmlns:cx7="http://schemas.microsoft.com/office/drawing/2016/5/13/chartex" xmlns:cx8="http://schemas.microsoft.com/office/drawing/2016/5/14/chartex" xmlns:mc="http://schemas.openxmlformats.org/markup-compatibility/2006" xmlns:aink="http://schemas.microsoft.com/office/drawing/2016/ink" xmlns:am3d="http://schemas.microsoft.com/office/drawing/2017/model3d" xmlns:o="urn:schemas-microsoft-com:office:office" xmlns:oel="http://schemas.microsoft.com/office/2019/extlst" xmlns:r="http://schemas.openxmlformats.org/officeDocument/2006/relationships" xmlns:m="http://schemas.openxmlformats.org/officeDocument/2006/math" xmlns:v="urn:schemas-microsoft-com:vml" xmlns:wp14="http://schemas.microsoft.com/office/word/2010/wordprocessingDrawing" xmlns:wp="http://schemas.openxmlformats.org/drawingml/2006/wordprocessingDrawing" xmlns:w10="urn:schemas-microsoft-com:office:word" xmlns:w="http://schemas.openxmlformats.org/wordprocessingml/2006/main" xmlns:w14="http://schemas.microsoft.com/office/word/2010/wordml" xmlns:w15="http://schemas.microsoft.com/office/word/2012/wordml" xmlns:w16cei="http://schemas.microsoft.com/office/word/2026/wordml/cei" xmlns:w16cex="http://schemas.microsoft.com/office/word/2018/wordml/cex" xmlns:w16cid="http://schemas.microsoft.com/office/word/2016/wordml/cid" xmlns:w16="http://schemas.microsoft.com/office/word/2018/wordml" xmlns:w16du="http://schemas.microsoft.com/office/word/2023/wordml/word16du" xmlns:w16sdtdh="http://schemas.microsoft.com/office/word/2020/wordml/sdtdatahash" xmlns:w16sdtfl="http://schemas.microsoft.com/office/word/2024/wordml/sdtformatlock" xmlns:w16se="http://schemas.microsoft.com/office/word/2015/wordml/symex" xmlns:wpg="http://schemas.microsoft.com/office/word/2010/wordprocessingGroup" xmlns:wpi="http://schemas.microsoft.com/office/word/2010/wordprocessingInk" xmlns:wne="http://schemas.microsoft.com/office/word/2006/wordml" xmlns:wps="http://schemas.microsoft.com/office/word/2010/wordprocessingShape" mc:Ignorable="w14 w15 w16se w16cid w16 w16cex w16sdtdh w16sdtfl w16du wp14">
+  <w15:commentEx w15:paraId="2AA0C1DE" w15:done="0"/>
+  <w15:commentEx w15:paraId="17B43F97" w15:done="0"/>
+</w15:commentsEx>
+</file>
+
+<file path=word/commentsExtensible.xml><?xml version="1.0" encoding="utf-8"?>
+<w16cex:commentsExtensible xmlns:wpc="http://schemas.microsoft.com/office/word/2010/wordprocessingCanvas" xmlns:cx="http://schemas.microsoft.com/office/drawing/2014/chartex" xmlns:cx1="http://schemas.microsoft.com/office/drawing/2015/9/8/chartex" xmlns:cx2="http://schemas.microsoft.com/office/drawing/2015/10/21/chartex" xmlns:cx3="http://schemas.microsoft.com/office/drawing/2016/5/9/chartex" xmlns:cx4="http://schemas.microsoft.com/office/drawing/2016/5/10/chartex" xmlns:cx5="http://schemas.microsoft.com/office/drawing/2016/5/11/chartex" xmlns:cx6="http://schemas.microsoft.com/office/drawing/2016/5/12/chartex" xmlns:cx7="http://schemas.microsoft.com/office/drawing/2016/5/13/chartex" xmlns:cx8="http://schemas.microsoft.com/office/drawing/2016/5/14/chartex" xmlns:cr="http://schemas.microsoft.com/office/comments/2020/reactions" xmlns:mc="http://schemas.openxmlformats.org/markup-compatibility/2006" xmlns:aink="http://schemas.microsoft.com/office/drawing/2016/ink" xmlns:am3d="http://schemas.microsoft.com/office/drawing/2017/model3d" xmlns:o="urn:schemas-microsoft-com:office:office" xmlns:oel="http://schemas.microsoft.com/office/2019/extlst" xmlns:r="http://schemas.openxmlformats.org/officeDocument/2006/relationships" xmlns:m="http://schemas.openxmlformats.org/officeDocument/2006/math" xmlns:v="urn:schemas-microsoft-com:vml" xmlns:wp14="http://schemas.microsoft.com/office/word/2010/wordprocessingDrawing" xmlns:wp="http://schemas.openxmlformats.org/drawingml/2006/wordprocessingDrawing" xmlns:w10="urn:schemas-microsoft-com:office:word" xmlns:w="http://schemas.openxmlformats.org/wordprocessingml/2006/main" xmlns:w14="http://schemas.microsoft.com/office/word/2010/wordml" xmlns:w15="http://schemas.microsoft.com/office/word/2012/wordml" xmlns:w16cei="http://schemas.microsoft.com/office/word/2026/wordml/cei" xmlns:w16cex="http://schemas.microsoft.com/office/word/2018/wordml/cex" xmlns:w16cid="http://schemas.microsoft.com/office/word/2016/wordml/cid" xmlns:w16="http://schemas.microsoft.com/office/word/2018/wordml" xmlns:w16du="http://schemas.microsoft.com/office/word/2023/wordml/word16du" xmlns:w16sdtdh="http://schemas.microsoft.com/office/word/2020/wordml/sdtdatahash" xmlns:w16sdtfl="http://schemas.microsoft.com/office/word/2024/wordml/sdtformatlock" xmlns:w16se="http://schemas.microsoft.com/office/word/2015/wordml/symex" xmlns:wpg="http://schemas.microsoft.com/office/word/2010/wordprocessingGroup" xmlns:wpi="http://schemas.microsoft.com/office/word/2010/wordprocessingInk" xmlns:wne="http://schemas.microsoft.com/office/word/2006/wordml" xmlns:wps="http://schemas.microsoft.com/office/word/2010/wordprocessingShape" mc:Ignorable="w14 w15 w16se w16cid w16 w16cex w16sdtdh w16sdtfl cr w16du wp14">
+  <w16cex:commentExtensible w16cex:durableId="675AEED8" w16cex:dateUtc="2026-08-14T14:13:00Z"/>
+  <w16cex:commentExtensible w16cex:durableId="29B0A1F3" w16cex:dateUtc="2026-08-14T14:16:00Z"/>
+</w16cex:commentsExtensible>
+</file>
+
+<file path=word/commentsIds.xml><?xml version="1.0" encoding="utf-8"?>
+<w16cid:commentsIds xmlns:wpc="http://schemas.microsoft.com/office/word/2010/wordprocessingCanvas" xmlns:cx="http://schemas.microsoft.com/office/drawing/2014/chartex" xmlns:cx1="http://schemas.microsoft.com/office/drawing/2015/9/8/chartex" xmlns:cx2="http://schemas.microsoft.com/office/drawing/2015/10/21/chartex" xmlns:cx3="http://schemas.microsoft.com/office/drawing/2016/5/9/chartex" xmlns:cx4="http://schemas.microsoft.com/office/drawing/2016/5/10/chartex" xmlns:cx5="http://schemas.microsoft.com/office/drawing/2016/5/11/chartex" xmlns:cx6="http://schemas.microsoft.com/office/drawing/2016/5/12/chartex" xmlns:cx7="http://schemas.microsoft.com/office/drawing/2016/5/13/chartex" xmlns:cx8="http://schemas.microsoft.com/office/drawing/2016/5/14/chartex" xmlns:mc="http://schemas.openxmlformats.org/markup-compatibility/2006" xmlns:aink="http://schemas.microsoft.com/office/drawing/2016/ink" xmlns:am3d="http://schemas.microsoft.com/office/drawing/2017/model3d" xmlns:o="urn:schemas-microsoft-com:office:office" xmlns:oel="http://schemas.microsoft.com/office/2019/extlst" xmlns:r="http://schemas.openxmlformats.org/officeDocument/2006/relationships" xmlns:m="http://schemas.openxmlformats.org/officeDocument/2006/math" xmlns:v="urn:schemas-microsoft-com:vml" xmlns:wp14="http://schemas.microsoft.com/office/word/2010/wordprocessingDrawing" xmlns:wp="http://schemas.openxmlformats.org/drawingml/2006/wordprocessingDrawing" xmlns:w10="urn:schemas-microsoft-com:office:word" xmlns:w="http://schemas.openxmlformats.org/wordprocessingml/2006/main" xmlns:w14="http://schemas.microsoft.com/office/word/2010/wordml" xmlns:w15="http://schemas.microsoft.com/office/word/2012/wordml" xmlns:w16cei="http://schemas.microsoft.com/office/word/2026/wordml/cei" xmlns:w16cex="http://schemas.microsoft.com/office/word/2018/wordml/cex" xmlns:w16cid="http://schemas.microsoft.com/office/word/2016/wordml/cid" xmlns:w16="http://schemas.microsoft.com/office/word/2018/wordml" xmlns:w16du="http://schemas.microsoft.com/office/word/2023/wordml/word16du" xmlns:w16sdtdh="http://schemas.microsoft.com/office/word/2020/wordml/sdtdatahash" xmlns:w16sdtfl="http://schemas.microsoft.com/office/word/2024/wordml/sdtformatlock" xmlns:w16se="http://schemas.microsoft.com/office/word/2015/wordml/symex" xmlns:wpg="http://schemas.microsoft.com/office/word/2010/wordprocessingGroup" xmlns:wpi="http://schemas.microsoft.com/office/word/2010/wordprocessingInk" xmlns:wne="http://schemas.microsoft.com/office/word/2006/wordml" xmlns:wps="http://schemas.microsoft.com/office/word/2010/wordprocessingShape" mc:Ignorable="w14 w15 w16se w16cid w16 w16cex w16sdtdh w16sdtfl w16du wp14">
+  <w16cid:commentId w16cid:paraId="2AA0C1DE" w16cid:durableId="675AEED8"/>
+  <w16cid:commentId w16cid:paraId="17B43F97" w16cid:durableId="29B0A1F3"/>
+</w16cid:commentsIds>
+</file>
+
 <file path=word/numbering.xml><?xml version="1.0" encoding="utf-8"?>
-<w:numbering xmlns:wpc="http://schemas.microsoft.com/office/word/2010/wordprocessingCanvas" xmlns:cx="http://schemas.microsoft.com/office/drawing/2014/chartex" xmlns:cx1="http://schemas.microsoft.com/office/drawing/2015/9/8/chartex" xmlns:cx2="http://schemas.microsoft.com/office/drawing/2015/10/21/chartex" xmlns:cx3="http://schemas.microsoft.com/office/drawing/2016/5/9/chartex" xmlns:cx4="http://schemas.microsoft.com/office/drawing/2016/5/10/chartex" xmlns:cx5="http://schemas.microsoft.com/office/drawing/2016/5/11/chartex" xmlns:cx6="http://schemas.microsoft.com/office/drawing/2016/5/12/chartex" xmlns:cx7="http://schemas.microsoft.com/office/drawing/2016/5/13/chartex" xmlns:cx8="http://schemas.microsoft.com/office/drawing/2016/5/14/chartex" xmlns:mc="http://schemas.openxmlformats.org/markup-compatibility/2006" xmlns:aink="http://schemas.microsoft.com/office/drawing/2016/ink" xmlns:am3d="http://schemas.microsoft.com/office/drawing/2017/model3d" xmlns:o="urn:schemas-microsoft-com:office:office" xmlns:oel="http://schemas.microsoft.com/office/2019/extlst" xmlns:r="http://schemas.openxmlformats.org/officeDocument/2006/relationships" xmlns:m="http://schemas.openxmlformats.org/officeDocument/2006/math" xmlns:v="urn:schemas-microsoft-com:vml" xmlns:wp14="http://schemas.microsoft.com/office/word/2010/wordprocessingDrawing" xmlns:wp="http://schemas.openxmlformats.org/drawingml/2006/wordprocessingDrawing" xmlns:w10="urn:schemas-microsoft-com:office:word" xmlns:w="http://schemas.openxmlformats.org/wordprocessingml/2006/main" xmlns:w14="http://schemas.microsoft.com/office/word/2010/wordml" xmlns:w15="http://schemas.microsoft.com/office/word/2012/wordml" xmlns:w16cex="http://schemas.microsoft.com/office/word/2018/wordml/cex" xmlns:w16cid="http://schemas.microsoft.com/office/word/2016/wordml/cid" xmlns:w16="http://schemas.microsoft.com/office/word/2018/wordml" xmlns:w16du="http://schemas.microsoft.com/office/word/2023/wordml/word16du" xmlns:w16sdtdh="http://schemas.microsoft.com/office/word/2020/wordml/sdtdatahash" xmlns:w16sdtfl="http://schemas.microsoft.com/office/word/2024/wordml/sdtformatlock" xmlns:w16se="http://schemas.microsoft.com/office/word/2015/wordml/symex" xmlns:wpg="http://schemas.microsoft.com/office/word/2010/wordprocessingGroup" xmlns:wpi="http://schemas.microsoft.com/office/word/2010/wordprocessingInk" xmlns:wne="http://schemas.microsoft.com/office/word/2006/wordml" xmlns:wps="http://schemas.microsoft.com/office/word/2010/wordprocessingShape" mc:Ignorable="w14 w15 w16se w16cid w16 w16cex w16sdtdh w16sdtfl w16du wp14">
+<w:numbering xmlns:wpc="http://schemas.microsoft.com/office/word/2010/wordprocessingCanvas" xmlns:cx="http://schemas.microsoft.com/office/drawing/2014/chartex" xmlns:cx1="http://schemas.microsoft.com/office/drawing/2015/9/8/chartex" xmlns:cx2="http://schemas.microsoft.com/office/drawing/2015/10/21/chartex" xmlns:cx3="http://schemas.microsoft.com/office/drawing/2016/5/9/chartex" xmlns:cx4="http://schemas.microsoft.com/office/drawing/2016/5/10/chartex" xmlns:cx5="http://schemas.microsoft.com/office/drawing/2016/5/11/chartex" xmlns:cx6="http://schemas.microsoft.com/office/drawing/2016/5/12/chartex" xmlns:cx7="http://schemas.microsoft.com/office/drawing/2016/5/13/chartex" xmlns:cx8="http://schemas.microsoft.com/office/drawing/2016/5/14/chartex" xmlns:mc="http://schemas.openxmlformats.org/markup-compatibility/2006" xmlns:aink="http://schemas.microsoft.com/office/drawing/2016/ink" xmlns:am3d="http://schemas.microsoft.com/office/drawing/2017/model3d" xmlns:o="urn:schemas-microsoft-com:office:office" xmlns:oel="http://schemas.microsoft.com/office/2019/extlst" xmlns:r="http://schemas.openxmlformats.org/officeDocument/2006/relationships" xmlns:m="http://schemas.openxmlformats.org/officeDocument/2006/math" xmlns:v="urn:schemas-microsoft-com:vml" xmlns:wp14="http://schemas.microsoft.com/office/word/2010/wordprocessingDrawing" xmlns:wp="http://schemas.openxmlformats.org/drawingml/2006/wordprocessingDrawing" xmlns:w10="urn:schemas-microsoft-com:office:word" xmlns:w="http://schemas.openxmlformats.org/wordprocessingml/2006/main" xmlns:w14="http://schemas.microsoft.com/office/word/2010/wordml" xmlns:w15="http://schemas.microsoft.com/office/word/2012/wordml" xmlns:w16cei="http://schemas.microsoft.com/office/word/2026/wordml/cei" xmlns:w16cex="http://schemas.microsoft.com/office/word/2018/wordml/cex" xmlns:w16cid="http://schemas.microsoft.com/office/word/2016/wordml/cid" xmlns:w16="http://schemas.microsoft.com/office/word/2018/wordml" xmlns:w16du="http://schemas.microsoft.com/office/word/2023/wordml/word16du" xmlns:w16sdtdh="http://schemas.microsoft.com/office/word/2020/wordml/sdtdatahash" xmlns:w16sdtfl="http://schemas.microsoft.com/office/word/2024/wordml/sdtformatlock" xmlns:w16se="http://schemas.microsoft.com/office/word/2015/wordml/symex" xmlns:wpg="http://schemas.microsoft.com/office/word/2010/wordprocessingGroup" xmlns:wpi="http://schemas.microsoft.com/office/word/2010/wordprocessingInk" xmlns:wne="http://schemas.microsoft.com/office/word/2006/wordml" xmlns:wps="http://schemas.microsoft.com/office/word/2010/wordprocessingShape" mc:Ignorable="w14 w15 w16se w16cid w16 w16cex w16sdtdh w16sdtfl w16du wp14">
   <w:abstractNum w:abstractNumId="0" w15:restartNumberingAfterBreak="0">
     <w:nsid w:val="114F3F32"/>
     <w:multiLevelType w:val="hybridMultilevel"/>
@@ -4648,6 +4165,14 @@
     <w:abstractNumId w:val="0"/>
   </w:num>
 </w:numbering>
+</file>
+
+<file path=word/people.xml><?xml version="1.0" encoding="utf-8"?>
+<w15:people xmlns:wpc="http://schemas.microsoft.com/office/word/2010/wordprocessingCanvas" xmlns:cx="http://schemas.microsoft.com/office/drawing/2014/chartex" xmlns:cx1="http://schemas.microsoft.com/office/drawing/2015/9/8/chartex" xmlns:cx2="http://schemas.microsoft.com/office/drawing/2015/10/21/chartex" xmlns:cx3="http://schemas.microsoft.com/office/drawing/2016/5/9/chartex" xmlns:cx4="http://schemas.microsoft.com/office/drawing/2016/5/10/chartex" xmlns:cx5="http://schemas.microsoft.com/office/drawing/2016/5/11/chartex" xmlns:cx6="http://schemas.microsoft.com/office/drawing/2016/5/12/chartex" xmlns:cx7="http://schemas.microsoft.com/office/drawing/2016/5/13/chartex" xmlns:cx8="http://schemas.microsoft.com/office/drawing/2016/5/14/chartex" xmlns:mc="http://schemas.openxmlformats.org/markup-compatibility/2006" xmlns:aink="http://schemas.microsoft.com/office/drawing/2016/ink" xmlns:am3d="http://schemas.microsoft.com/office/drawing/2017/model3d" xmlns:o="urn:schemas-microsoft-com:office:office" xmlns:oel="http://schemas.microsoft.com/office/2019/extlst" xmlns:r="http://schemas.openxmlformats.org/officeDocument/2006/relationships" xmlns:m="http://schemas.openxmlformats.org/officeDocument/2006/math" xmlns:v="urn:schemas-microsoft-com:vml" xmlns:wp14="http://schemas.microsoft.com/office/word/2010/wordprocessingDrawing" xmlns:wp="http://schemas.openxmlformats.org/drawingml/2006/wordprocessingDrawing" xmlns:w10="urn:schemas-microsoft-com:office:word" xmlns:w="http://schemas.openxmlformats.org/wordprocessingml/2006/main" xmlns:w14="http://schemas.microsoft.com/office/word/2010/wordml" xmlns:w15="http://schemas.microsoft.com/office/word/2012/wordml" xmlns:w16cei="http://schemas.microsoft.com/office/word/2026/wordml/cei" xmlns:w16cex="http://schemas.microsoft.com/office/word/2018/wordml/cex" xmlns:w16cid="http://schemas.microsoft.com/office/word/2016/wordml/cid" xmlns:w16="http://schemas.microsoft.com/office/word/2018/wordml" xmlns:w16du="http://schemas.microsoft.com/office/word/2023/wordml/word16du" xmlns:w16sdtdh="http://schemas.microsoft.com/office/word/2020/wordml/sdtdatahash" xmlns:w16sdtfl="http://schemas.microsoft.com/office/word/2024/wordml/sdtformatlock" xmlns:w16se="http://schemas.microsoft.com/office/word/2015/wordml/symex" xmlns:wpg="http://schemas.microsoft.com/office/word/2010/wordprocessingGroup" xmlns:wpi="http://schemas.microsoft.com/office/word/2010/wordprocessingInk" xmlns:wne="http://schemas.microsoft.com/office/word/2006/wordml" xmlns:wps="http://schemas.microsoft.com/office/word/2010/wordprocessingShape" mc:Ignorable="w14 w15 w16se w16cid w16 w16cex w16sdtdh w16sdtfl w16du wp14">
+  <w15:person w15:author="Anna Seaman">
+    <w15:presenceInfo w15:providerId="AD" w15:userId="S::AnnaS@hkusa.com::713ab380-bdda-4997-81d0-fa539102c996"/>
+  </w15:person>
+</w15:people>
 </file>
 
 <file path=word/styles.xml><?xml version="1.0" encoding="utf-8"?>
